--- a/(e)CRF/Per visite/Ulcusvisite/Metingen en klinische registratie/47_Ulcus-vervolgformulier.docx
+++ b/(e)CRF/Per visite/Ulcusvisite/Metingen en klinische registratie/47_Ulcus-vervolgformulier.docx
@@ -175,7 +175,6 @@
         <w:t>☐ Deelnemer overleden (zie eCRF-document 46: AE/SAE Report Form)</w:t>
       </w:r>
     </w:p>
-    <w:p/>
     <w:p>
       <w:r>
         <w:rPr>
@@ -183,58 +182,7 @@
           <w:color w:val="123A5F"/>
           <w:sz w:val="24"/>
         </w:rPr>
-        <w:t>3. Cardiff Wound Impact Schedule</w:t>
-      </w:r>
-    </w:p>
-    <w:p>
-      <w:r>
-        <w:rPr>
-          <w:color w:val="2E3B47"/>
-        </w:rPr>
-        <w:t>Conform §5.5.6 van het protocol vult de deelnemer de gevalideerde Nederlandstalige versie van de Cardiff Wound Impact Schedule in op 4 en 12 weken na vaststelling van het ulcus, ongeacht de genezingsstatus op dat moment. De officiële vragenlijst wordt apart afgenomen en bij het studiedossier gevoegd (zelfde principe als eCRF-document 34b/35b).</w:t>
-      </w:r>
-    </w:p>
-    <w:p>
-      <w:r>
-        <w:rPr>
-          <w:color w:val="2E3B47"/>
-        </w:rPr>
-        <w:t>☐ Afgenomen op 4 weken na vaststelling — datum: ____ / ____ / ______</w:t>
-      </w:r>
-    </w:p>
-    <w:p>
-      <w:r>
-        <w:rPr>
-          <w:color w:val="2E3B47"/>
-        </w:rPr>
-        <w:t>☐ Niet afgenomen op 4 weken — reden: _____________________________________</w:t>
-      </w:r>
-    </w:p>
-    <w:p>
-      <w:r>
-        <w:rPr>
-          <w:color w:val="2E3B47"/>
-        </w:rPr>
-        <w:t>☐ Afgenomen op 12 weken na vaststelling — datum: ____ / ____ / ______</w:t>
-      </w:r>
-    </w:p>
-    <w:p>
-      <w:r>
-        <w:rPr>
-          <w:color w:val="2E3B47"/>
-        </w:rPr>
-        <w:t>☐ Niet afgenomen op 12 weken — reden: ____________________________________</w:t>
-      </w:r>
-    </w:p>
-    <w:p/>
-    <w:p>
-      <w:r>
-        <w:rPr>
-          <w:b/>
-          <w:color w:val="123A5F"/>
-          <w:sz w:val="24"/>
-        </w:rPr>
-        <w:t>4. Opmerkingen</w:t>
+        <w:t>3. Opmerkingen</w:t>
       </w:r>
     </w:p>
     <w:p/>

--- a/(e)CRF/Per visite/Ulcusvisite/Metingen en klinische registratie/47_Ulcus-vervolgformulier.docx
+++ b/(e)CRF/Per visite/Ulcusvisite/Metingen en klinische registratie/47_Ulcus-vervolgformulier.docx
@@ -175,6 +175,7 @@
         <w:t>☐ Deelnemer overleden (zie eCRF-document 46: AE/SAE Report Form)</w:t>
       </w:r>
     </w:p>
+    <w:p/>
     <w:p>
       <w:r>
         <w:rPr>
@@ -182,7 +183,58 @@
           <w:color w:val="123A5F"/>
           <w:sz w:val="24"/>
         </w:rPr>
-        <w:t>3. Opmerkingen</w:t>
+        <w:t>3. Cardiff Wound Impact Schedule</w:t>
+      </w:r>
+    </w:p>
+    <w:p>
+      <w:r>
+        <w:rPr>
+          <w:color w:val="2E3B47"/>
+        </w:rPr>
+        <w:t>Conform §5.5.6 van het protocol vult de deelnemer de gevalideerde Nederlandstalige versie van de Cardiff Wound Impact Schedule in op 4 en 12 weken na vaststelling van het ulcus, ongeacht de genezingsstatus op dat moment. De officiële vragenlijst wordt apart afgenomen en bij het studiedossier gevoegd (zelfde principe als eCRF-document 34b/35b).</w:t>
+      </w:r>
+    </w:p>
+    <w:p>
+      <w:r>
+        <w:rPr>
+          <w:color w:val="2E3B47"/>
+        </w:rPr>
+        <w:t>☐ Afgenomen op 4 weken na vaststelling — datum: ____ / ____ / ______</w:t>
+      </w:r>
+    </w:p>
+    <w:p>
+      <w:r>
+        <w:rPr>
+          <w:color w:val="2E3B47"/>
+        </w:rPr>
+        <w:t>☐ Niet afgenomen op 4 weken — reden: _____________________________________</w:t>
+      </w:r>
+    </w:p>
+    <w:p>
+      <w:r>
+        <w:rPr>
+          <w:color w:val="2E3B47"/>
+        </w:rPr>
+        <w:t>☐ Afgenomen op 12 weken na vaststelling — datum: ____ / ____ / ______</w:t>
+      </w:r>
+    </w:p>
+    <w:p>
+      <w:r>
+        <w:rPr>
+          <w:color w:val="2E3B47"/>
+        </w:rPr>
+        <w:t>☐ Niet afgenomen op 12 weken — reden: ____________________________________</w:t>
+      </w:r>
+    </w:p>
+    <w:p/>
+    <w:p>
+      <w:r>
+        <w:rPr>
+          <w:b/>
+          <w:color w:val="123A5F"/>
+          <w:sz w:val="24"/>
+        </w:rPr>
+        <w:t>4. Opmerkingen</w:t>
       </w:r>
     </w:p>
     <w:p/>

--- a/(e)CRF/Per visite/Ulcusvisite/Metingen en klinische registratie/47_Ulcus-vervolgformulier.docx
+++ b/(e)CRF/Per visite/Ulcusvisite/Metingen en klinische registratie/47_Ulcus-vervolgformulier.docx
@@ -3,13 +3,16 @@
 <w:document xmlns:wpc="http://schemas.microsoft.com/office/word/2010/wordprocessingCanvas" xmlns:cx="http://schemas.microsoft.com/office/drawing/2014/chartex" xmlns:cx1="http://schemas.microsoft.com/office/drawing/2015/9/8/chartex" xmlns:cx2="http://schemas.microsoft.com/office/drawing/2015/10/21/chartex" xmlns:cx3="http://schemas.microsoft.com/office/drawing/2016/5/9/chartex" xmlns:cx4="http://schemas.microsoft.com/office/drawing/2016/5/10/chartex" xmlns:cx5="http://schemas.microsoft.com/office/drawing/2016/5/11/chartex" xmlns:cx6="http://schemas.microsoft.com/office/drawing/2016/5/12/chartex" xmlns:cx7="http://schemas.microsoft.com/office/drawing/2016/5/13/chartex" xmlns:cx8="http://schemas.microsoft.com/office/drawing/2016/5/14/chartex" xmlns:mc="http://schemas.openxmlformats.org/markup-compatibility/2006" xmlns:aink="http://schemas.microsoft.com/office/drawing/2016/ink" xmlns:am3d="http://schemas.microsoft.com/office/drawing/2017/model3d" xmlns:o="urn:schemas-microsoft-com:office:office" xmlns:oel="http://schemas.microsoft.com/office/2019/extlst" xmlns:r="http://schemas.openxmlformats.org/officeDocument/2006/relationships" xmlns:m="http://schemas.openxmlformats.org/officeDocument/2006/math" xmlns:v="urn:schemas-microsoft-com:vml" xmlns:wp14="http://schemas.microsoft.com/office/word/2010/wordprocessingDrawing" xmlns:wp="http://schemas.openxmlformats.org/drawingml/2006/wordprocessingDrawing" xmlns:w10="urn:schemas-microsoft-com:office:word" xmlns:w="http://schemas.openxmlformats.org/wordprocessingml/2006/main" xmlns:w14="http://schemas.microsoft.com/office/word/2010/wordml" xmlns:w15="http://schemas.microsoft.com/office/word/2012/wordml" xmlns:w16cei="http://schemas.microsoft.com/office/word/2026/wordml/cei" xmlns:w16cex="http://schemas.microsoft.com/office/word/2018/wordml/cex" xmlns:w16cid="http://schemas.microsoft.com/office/word/2016/wordml/cid" xmlns:w16="http://schemas.microsoft.com/office/word/2018/wordml" xmlns:w16du="http://schemas.microsoft.com/office/word/2023/wordml/word16du" xmlns:w16sdtdh="http://schemas.microsoft.com/office/word/2020/wordml/sdtdatahash" xmlns:w16sdtfl="http://schemas.microsoft.com/office/word/2024/wordml/sdtformatlock" xmlns:w16se="http://schemas.microsoft.com/office/word/2015/wordml/symex" xmlns:wpg="http://schemas.microsoft.com/office/word/2010/wordprocessingGroup" xmlns:wpi="http://schemas.microsoft.com/office/word/2010/wordprocessingInk" xmlns:wne="http://schemas.microsoft.com/office/word/2006/wordml" xmlns:wps="http://schemas.microsoft.com/office/word/2010/wordprocessingShape" mc:Ignorable="w14 w15 w16se w16cid w16 w16cex w16sdtdh w16sdtfl w16du wp14">
   <w:body>
     <w:p>
+      <w:pPr>
+        <w:jc w:val="center"/>
+      </w:pPr>
       <w:r>
         <w:rPr>
           <w:b/>
           <w:color w:val="123A5F"/>
           <w:sz w:val="28"/>
         </w:rPr>
-        <w:t>Appendix 47: Ulcus-vervolgformulier</w:t>
+        <w:t>eCRF Document 47: Ulcus-vervolgformulier (genezingsstatus)</w:t>
       </w:r>
     </w:p>
     <w:p>
@@ -27,7 +30,7 @@
         <w:rPr>
           <w:color w:val="24303B"/>
         </w:rPr>
-        <w:t>Studie titel: Towards Pressure-Adherence &amp; Education Driven Service in Diabetic Foot Disease (PARADISE trial)</w:t>
+        <w:t>Studietitel: Towards Pressure-Adherence &amp; Education Driven Service in Diabetic Foot Disease (PARADISE trial)</w:t>
       </w:r>
     </w:p>
     <w:p>
@@ -68,77 +71,79 @@
     <w:p>
       <w:r>
         <w:rPr>
-          <w:color w:val="2E3B47"/>
+          <w:color w:val="000000"/>
+          <w:sz w:val="24"/>
         </w:rPr>
-        <w:t>Te gebruiken na de initiële classificatie van een voetulcus (eCRF-document 36: PEDIS en eCRF-document 38: WIfI, conform §5.5.6 van het protocol). Dit formulier wordt herhaald bij elk vervolgcontact voor hetzelfde ulcus, tot genezing, amputatie of overlijden.</w:t>
+        <w:t>Te gebruiken na de initiële classificatie van een voetulcus (eCRF-document 36: PEDIS en eCRF-document 38: WIfI), conform §5.5.6 van het protocol. Dit formulier wordt herhaald bij elk vervolgcontact voor hetzelfde ulcus, tot genezing, amputatie of overlijden.</w:t>
       </w:r>
     </w:p>
-    <w:p/>
     <w:p>
+      <w:pPr>
+        <w:pStyle w:val="Stijl3"/>
+      </w:pPr>
       <w:r>
-        <w:rPr>
-          <w:b/>
-          <w:color w:val="123A5F"/>
-          <w:sz w:val="24"/>
-        </w:rPr>
         <w:t>1. Ulcus-identificatie</w:t>
       </w:r>
     </w:p>
     <w:p>
       <w:r>
         <w:rPr>
-          <w:color w:val="24303B"/>
+          <w:color w:val="000000"/>
+          <w:sz w:val="24"/>
         </w:rPr>
-        <w:t>Datum initiële classificatie (eCRF-document 36/38): ____ / ____ / ______</w:t>
+        <w:t xml:space="preserve">Datum initiële classificatie (eCRF-document 36/38): ____ / ____ / ______ </w:t>
       </w:r>
     </w:p>
     <w:p>
       <w:r>
         <w:rPr>
-          <w:color w:val="24303B"/>
+          <w:color w:val="000000"/>
+          <w:sz w:val="24"/>
         </w:rPr>
-        <w:t>Locatie ulcus: _____________________________________________________________</w:t>
+        <w:t xml:space="preserve">Locatie ulcus: ___________________________________________________________ </w:t>
       </w:r>
     </w:p>
     <w:p>
       <w:r>
         <w:rPr>
-          <w:color w:val="24303B"/>
+          <w:color w:val="000000"/>
+          <w:sz w:val="24"/>
         </w:rPr>
-        <w:t>Vervolgcontact nr. (1, 2, 3, …): ______</w:t>
+        <w:t xml:space="preserve">Vervolgcontact nr. (1, 2, 3, …): ______ </w:t>
       </w:r>
     </w:p>
     <w:p>
       <w:r>
         <w:rPr>
-          <w:color w:val="24303B"/>
+          <w:color w:val="000000"/>
+          <w:sz w:val="24"/>
         </w:rPr>
-        <w:t>Datum huidig contact: ____ / ____ / ______</w:t>
+        <w:t xml:space="preserve">Datum huidig contact: ____ / ____ / ______ </w:t>
       </w:r>
     </w:p>
     <w:p>
       <w:r>
         <w:rPr>
-          <w:color w:val="24303B"/>
+          <w:color w:val="000000"/>
+          <w:sz w:val="24"/>
         </w:rPr>
-        <w:t>Aantal weken sinds initiële vaststelling: ______</w:t>
+        <w:t xml:space="preserve">Aantal weken sinds initiële vaststelling: ______ </w:t>
       </w:r>
     </w:p>
-    <w:p/>
     <w:p>
+      <w:pPr>
+        <w:pStyle w:val="Stijl3"/>
+      </w:pPr>
       <w:r>
-        <w:rPr>
-          <w:b/>
-          <w:color w:val="123A5F"/>
-          <w:sz w:val="24"/>
-        </w:rPr>
         <w:t>2. Genezingsstatus</w:t>
       </w:r>
     </w:p>
     <w:p>
       <w:r>
         <w:rPr>
-          <w:color w:val="2E3B47"/>
+          <w:b/>
+          <w:color w:val="000000"/>
+          <w:sz w:val="24"/>
         </w:rPr>
         <w:t>Status van dit ulcus op de datum van dit contact:</w:t>
       </w:r>
@@ -146,95 +151,77 @@
     <w:p>
       <w:r>
         <w:rPr>
-          <w:color w:val="2E3B47"/>
+          <w:rFonts w:ascii="Segoe UI Symbol" w:hAnsi="Segoe UI Symbol"/>
+          <w:color w:val="000000"/>
+          <w:sz w:val="24"/>
         </w:rPr>
-        <w:t>☐ Genezen — datum genezing: ____ / ____ / ______</w:t>
+        <w:t>☐</w:t>
+      </w:r>
+      <w:r>
+        <w:rPr>
+          <w:color w:val="000000"/>
+          <w:sz w:val="24"/>
+        </w:rPr>
+        <w:t xml:space="preserve"> Genezen — datum genezing: ____ / ____ / ______ </w:t>
       </w:r>
     </w:p>
     <w:p>
       <w:r>
         <w:rPr>
-          <w:color w:val="2E3B47"/>
+          <w:rFonts w:ascii="Segoe UI Symbol" w:hAnsi="Segoe UI Symbol"/>
+          <w:color w:val="000000"/>
+          <w:sz w:val="24"/>
         </w:rPr>
-        <w:t>☐ Nog niet genezen — verdere opvolging nodig</w:t>
+        <w:t>☐</w:t>
+      </w:r>
+      <w:r>
+        <w:rPr>
+          <w:color w:val="000000"/>
+          <w:sz w:val="24"/>
+        </w:rPr>
+        <w:t xml:space="preserve"> Nog niet genezen — verdere opvolging nodig </w:t>
       </w:r>
     </w:p>
     <w:p>
       <w:r>
         <w:rPr>
-          <w:color w:val="2E3B47"/>
+          <w:rFonts w:ascii="Segoe UI Symbol" w:hAnsi="Segoe UI Symbol"/>
+          <w:color w:val="000000"/>
+          <w:sz w:val="24"/>
         </w:rPr>
-        <w:t>☐ Overgegaan naar amputatie (zie eCRF-document 46: AE/SAE Report Form)</w:t>
+        <w:t>☐</w:t>
+      </w:r>
+      <w:r>
+        <w:rPr>
+          <w:color w:val="000000"/>
+          <w:sz w:val="24"/>
+        </w:rPr>
+        <w:t xml:space="preserve"> Overgegaan naar amputatie (zie eCRF-document 46) </w:t>
       </w:r>
     </w:p>
     <w:p>
       <w:r>
         <w:rPr>
-          <w:color w:val="2E3B47"/>
+          <w:rFonts w:ascii="Segoe UI Symbol" w:hAnsi="Segoe UI Symbol"/>
+          <w:color w:val="000000"/>
+          <w:sz w:val="24"/>
         </w:rPr>
-        <w:t>☐ Deelnemer overleden (zie eCRF-document 46: AE/SAE Report Form)</w:t>
+        <w:t>☐</w:t>
       </w:r>
-    </w:p>
-    <w:p/>
-    <w:p>
       <w:r>
         <w:rPr>
-          <w:b/>
-          <w:color w:val="123A5F"/>
+          <w:color w:val="000000"/>
           <w:sz w:val="24"/>
         </w:rPr>
-        <w:t>3. Cardiff Wound Impact Schedule</w:t>
+        <w:t xml:space="preserve"> Deelnemer overleden (zie eCRF-document 46) </w:t>
       </w:r>
     </w:p>
     <w:p>
+      <w:pPr>
+        <w:pStyle w:val="Stijl3"/>
+      </w:pPr>
       <w:r>
-        <w:rPr>
-          <w:color w:val="2E3B47"/>
-        </w:rPr>
-        <w:t>Conform §5.5.6 van het protocol vult de deelnemer de gevalideerde Nederlandstalige versie van de Cardiff Wound Impact Schedule in op 4 en 12 weken na vaststelling van het ulcus, ongeacht de genezingsstatus op dat moment. De officiële vragenlijst wordt apart afgenomen en bij het studiedossier gevoegd (zelfde principe als eCRF-document 34b/35b).</w:t>
-      </w:r>
-    </w:p>
-    <w:p>
-      <w:r>
-        <w:rPr>
-          <w:color w:val="2E3B47"/>
-        </w:rPr>
-        <w:t>☐ Afgenomen op 4 weken na vaststelling — datum: ____ / ____ / ______</w:t>
-      </w:r>
-    </w:p>
-    <w:p>
-      <w:r>
-        <w:rPr>
-          <w:color w:val="2E3B47"/>
-        </w:rPr>
-        <w:t>☐ Niet afgenomen op 4 weken — reden: _____________________________________</w:t>
-      </w:r>
-    </w:p>
-    <w:p>
-      <w:r>
-        <w:rPr>
-          <w:color w:val="2E3B47"/>
-        </w:rPr>
-        <w:t>☐ Afgenomen op 12 weken na vaststelling — datum: ____ / ____ / ______</w:t>
-      </w:r>
-    </w:p>
-    <w:p>
-      <w:r>
-        <w:rPr>
-          <w:color w:val="2E3B47"/>
-        </w:rPr>
-        <w:t>☐ Niet afgenomen op 12 weken — reden: ____________________________________</w:t>
-      </w:r>
-    </w:p>
-    <w:p/>
-    <w:p>
-      <w:r>
-        <w:rPr>
-          <w:b/>
-          <w:color w:val="123A5F"/>
-          <w:sz w:val="24"/>
-        </w:rPr>
-        <w:t>4. Opmerkingen</w:t>
+        <w:t>3. Opmerkingen</w:t>
       </w:r>
     </w:p>
     <w:p/>
@@ -242,10 +229,14 @@
     <w:p/>
     <w:p/>
     <w:sectPr>
-      <w:headerReference w:type="default" r:id="rId7"/>
-      <w:footerReference w:type="default" r:id="rId8"/>
+      <w:headerReference w:type="even" r:id="rId11"/>
+      <w:headerReference w:type="default" r:id="rId12"/>
+      <w:footerReference w:type="even" r:id="rId13"/>
+      <w:footerReference w:type="default" r:id="rId14"/>
+      <w:headerReference w:type="first" r:id="rId15"/>
+      <w:footerReference w:type="first" r:id="rId16"/>
       <w:pgSz w:w="11906" w:h="16838"/>
-      <w:pgMar w:top="1417" w:right="1417" w:bottom="1417" w:left="1417" w:header="708" w:footer="708" w:gutter="0"/>
+      <w:pgMar w:top="1440" w:right="1440" w:bottom="1440" w:left="1440" w:header="708" w:footer="708" w:gutter="0"/>
       <w:cols w:space="708"/>
       <w:docGrid w:linePitch="360"/>
     </w:sectPr>
@@ -260,9 +251,6 @@
       <w:pPr>
         <w:spacing w:after="0" w:line="240" w:lineRule="auto"/>
       </w:pPr>
-      <w:r>
-        <w:separator/>
-      </w:r>
     </w:p>
   </w:endnote>
   <w:endnote w:type="continuationSeparator" w:id="0">
@@ -270,15 +258,22 @@
       <w:pPr>
         <w:spacing w:after="0" w:line="240" w:lineRule="auto"/>
       </w:pPr>
-      <w:r>
-        <w:continuationSeparator/>
-      </w:r>
     </w:p>
   </w:endnote>
 </w:endnotes>
 </file>
 
 <file path=word/footer1.xml><?xml version="1.0" encoding="utf-8"?>
+<w:ftr xmlns:wpc="http://schemas.microsoft.com/office/word/2010/wordprocessingCanvas" xmlns:cx="http://schemas.microsoft.com/office/drawing/2014/chartex" xmlns:cx1="http://schemas.microsoft.com/office/drawing/2015/9/8/chartex" xmlns:cx2="http://schemas.microsoft.com/office/drawing/2015/10/21/chartex" xmlns:cx3="http://schemas.microsoft.com/office/drawing/2016/5/9/chartex" xmlns:cx4="http://schemas.microsoft.com/office/drawing/2016/5/10/chartex" xmlns:cx5="http://schemas.microsoft.com/office/drawing/2016/5/11/chartex" xmlns:cx6="http://schemas.microsoft.com/office/drawing/2016/5/12/chartex" xmlns:cx7="http://schemas.microsoft.com/office/drawing/2016/5/13/chartex" xmlns:cx8="http://schemas.microsoft.com/office/drawing/2016/5/14/chartex" xmlns:mc="http://schemas.openxmlformats.org/markup-compatibility/2006" xmlns:aink="http://schemas.microsoft.com/office/drawing/2016/ink" xmlns:am3d="http://schemas.microsoft.com/office/drawing/2017/model3d" xmlns:o="urn:schemas-microsoft-com:office:office" xmlns:oel="http://schemas.microsoft.com/office/2019/extlst" xmlns:r="http://schemas.openxmlformats.org/officeDocument/2006/relationships" xmlns:m="http://schemas.openxmlformats.org/officeDocument/2006/math" xmlns:v="urn:schemas-microsoft-com:vml" xmlns:wp14="http://schemas.microsoft.com/office/word/2010/wordprocessingDrawing" xmlns:wp="http://schemas.openxmlformats.org/drawingml/2006/wordprocessingDrawing" xmlns:w10="urn:schemas-microsoft-com:office:word" xmlns:w="http://schemas.openxmlformats.org/wordprocessingml/2006/main" xmlns:w14="http://schemas.microsoft.com/office/word/2010/wordml" xmlns:w15="http://schemas.microsoft.com/office/word/2012/wordml" xmlns:w16cei="http://schemas.microsoft.com/office/word/2026/wordml/cei" xmlns:w16cex="http://schemas.microsoft.com/office/word/2018/wordml/cex" xmlns:w16cid="http://schemas.microsoft.com/office/word/2016/wordml/cid" xmlns:w16="http://schemas.microsoft.com/office/word/2018/wordml" xmlns:w16du="http://schemas.microsoft.com/office/word/2023/wordml/word16du" xmlns:w16sdtdh="http://schemas.microsoft.com/office/word/2020/wordml/sdtdatahash" xmlns:w16sdtfl="http://schemas.microsoft.com/office/word/2024/wordml/sdtformatlock" xmlns:w16se="http://schemas.microsoft.com/office/word/2015/wordml/symex" xmlns:wpg="http://schemas.microsoft.com/office/word/2010/wordprocessingGroup" xmlns:wpi="http://schemas.microsoft.com/office/word/2010/wordprocessingInk" xmlns:wne="http://schemas.microsoft.com/office/word/2006/wordml" xmlns:wps="http://schemas.microsoft.com/office/word/2010/wordprocessingShape" mc:Ignorable="w14 w15 w16se w16cid w16 w16cex w16sdtdh w16sdtfl w16du wp14">
+  <w:p>
+    <w:pPr>
+      <w:pStyle w:val="Voettekst"/>
+    </w:pPr>
+  </w:p>
+</w:ftr>
+</file>
+
+<file path=word/footer2.xml><?xml version="1.0" encoding="utf-8"?>
 <w:ftr xmlns:wpc="http://schemas.microsoft.com/office/word/2010/wordprocessingCanvas" xmlns:cx="http://schemas.microsoft.com/office/drawing/2014/chartex" xmlns:cx1="http://schemas.microsoft.com/office/drawing/2015/9/8/chartex" xmlns:cx2="http://schemas.microsoft.com/office/drawing/2015/10/21/chartex" xmlns:cx3="http://schemas.microsoft.com/office/drawing/2016/5/9/chartex" xmlns:cx4="http://schemas.microsoft.com/office/drawing/2016/5/10/chartex" xmlns:cx5="http://schemas.microsoft.com/office/drawing/2016/5/11/chartex" xmlns:cx6="http://schemas.microsoft.com/office/drawing/2016/5/12/chartex" xmlns:cx7="http://schemas.microsoft.com/office/drawing/2016/5/13/chartex" xmlns:cx8="http://schemas.microsoft.com/office/drawing/2016/5/14/chartex" xmlns:mc="http://schemas.openxmlformats.org/markup-compatibility/2006" xmlns:aink="http://schemas.microsoft.com/office/drawing/2016/ink" xmlns:am3d="http://schemas.microsoft.com/office/drawing/2017/model3d" xmlns:o="urn:schemas-microsoft-com:office:office" xmlns:oel="http://schemas.microsoft.com/office/2019/extlst" xmlns:r="http://schemas.openxmlformats.org/officeDocument/2006/relationships" xmlns:m="http://schemas.openxmlformats.org/officeDocument/2006/math" xmlns:v="urn:schemas-microsoft-com:vml" xmlns:wp14="http://schemas.microsoft.com/office/word/2010/wordprocessingDrawing" xmlns:wp="http://schemas.openxmlformats.org/drawingml/2006/wordprocessingDrawing" xmlns:w10="urn:schemas-microsoft-com:office:word" xmlns:w="http://schemas.openxmlformats.org/wordprocessingml/2006/main" xmlns:w14="http://schemas.microsoft.com/office/word/2010/wordml" xmlns:w15="http://schemas.microsoft.com/office/word/2012/wordml" xmlns:w16cei="http://schemas.microsoft.com/office/word/2026/wordml/cei" xmlns:w16cex="http://schemas.microsoft.com/office/word/2018/wordml/cex" xmlns:w16cid="http://schemas.microsoft.com/office/word/2016/wordml/cid" xmlns:w16="http://schemas.microsoft.com/office/word/2018/wordml" xmlns:w16du="http://schemas.microsoft.com/office/word/2023/wordml/word16du" xmlns:w16sdtdh="http://schemas.microsoft.com/office/word/2020/wordml/sdtdatahash" xmlns:w16sdtfl="http://schemas.microsoft.com/office/word/2024/wordml/sdtformatlock" xmlns:w16se="http://schemas.microsoft.com/office/word/2015/wordml/symex" xmlns:wpg="http://schemas.microsoft.com/office/word/2010/wordprocessingGroup" xmlns:wpi="http://schemas.microsoft.com/office/word/2010/wordprocessingInk" xmlns:wne="http://schemas.microsoft.com/office/word/2006/wordml" xmlns:wps="http://schemas.microsoft.com/office/word/2010/wordprocessingShape" mc:Ignorable="w14 w15 w16se w16cid w16 w16cex w16sdtdh w16sdtfl w16du wp14">
   <w:p>
     <w:pPr>
@@ -363,6 +358,7 @@
       </w:rPr>
       <w:t>PARADISE-</w:t>
     </w:r>
+    <w:proofErr w:type="spellStart"/>
     <w:proofErr w:type="gramStart"/>
     <w:r>
       <w:rPr>
@@ -370,7 +366,16 @@
         <w:sz w:val="16"/>
         <w:szCs w:val="16"/>
       </w:rPr>
-      <w:t>studie  ·</w:t>
+      <w:t>studie</w:t>
+    </w:r>
+    <w:proofErr w:type="spellEnd"/>
+    <w:r>
+      <w:rPr>
+        <w:color w:val="59636E"/>
+        <w:sz w:val="16"/>
+        <w:szCs w:val="16"/>
+      </w:rPr>
+      <w:t xml:space="preserve">  ·</w:t>
     </w:r>
     <w:proofErr w:type="gramEnd"/>
     <w:r>
@@ -379,7 +384,7 @@
         <w:sz w:val="16"/>
         <w:szCs w:val="16"/>
       </w:rPr>
-      <w:t xml:space="preserve">  eCRF 47: </w:t>
+      <w:t xml:space="preserve">  eCRF 47: Ulcus-vervolgformulier</w:t>
     </w:r>
     <w:proofErr w:type="spellStart"/>
     <w:r>
@@ -388,7 +393,38 @@
         <w:sz w:val="16"/>
         <w:szCs w:val="16"/>
       </w:rPr>
-      <w:t>Ulcus-vervolgformulier</w:t>
+    </w:r>
+    <w:proofErr w:type="spellEnd"/>
+    <w:r>
+      <w:rPr>
+        <w:color w:val="59636E"/>
+        <w:sz w:val="16"/>
+        <w:szCs w:val="16"/>
+      </w:rPr>
+    </w:r>
+    <w:proofErr w:type="spellStart"/>
+    <w:r>
+      <w:rPr>
+        <w:color w:val="59636E"/>
+        <w:sz w:val="16"/>
+        <w:szCs w:val="16"/>
+      </w:rPr>
+    </w:r>
+    <w:proofErr w:type="spellEnd"/>
+    <w:r>
+      <w:rPr>
+        <w:color w:val="59636E"/>
+        <w:sz w:val="16"/>
+        <w:szCs w:val="16"/>
+      </w:rPr>
+    </w:r>
+    <w:proofErr w:type="spellStart"/>
+    <w:r>
+      <w:rPr>
+        <w:color w:val="59636E"/>
+        <w:sz w:val="16"/>
+        <w:szCs w:val="16"/>
+      </w:rPr>
     </w:r>
     <w:proofErr w:type="spellEnd"/>
     <w:r>
@@ -417,7 +453,6 @@
       </w:rPr>
       <w:t xml:space="preserve"> </w:t>
     </w:r>
-    <w:proofErr w:type="gramStart"/>
     <w:r>
       <w:rPr>
         <w:i/>
@@ -426,9 +461,9 @@
         <w:sz w:val="16"/>
         <w:szCs w:val="16"/>
       </w:rPr>
-      <w:t>[ 1.0</w:t>
+      <w:t xml:space="preserve">[ </w:t>
     </w:r>
-    <w:proofErr w:type="gramEnd"/>
+    <w:proofErr w:type="gramStart"/>
     <w:r>
       <w:rPr>
         <w:i/>
@@ -437,9 +472,8 @@
         <w:sz w:val="16"/>
         <w:szCs w:val="16"/>
       </w:rPr>
-      <w:t xml:space="preserve"> </w:t>
+      <w:t>1.0</w:t>
     </w:r>
-    <w:proofErr w:type="gramStart"/>
     <w:r>
       <w:rPr>
         <w:i/>
@@ -448,26 +482,26 @@
         <w:sz w:val="16"/>
         <w:szCs w:val="16"/>
       </w:rPr>
-      <w:t>]</w:t>
+      <w:t xml:space="preserve"> ]</w:t>
     </w:r>
+    <w:proofErr w:type="gramEnd"/>
     <w:r>
       <w:rPr>
         <w:color w:val="59636E"/>
         <w:sz w:val="16"/>
         <w:szCs w:val="16"/>
       </w:rPr>
-      <w:t xml:space="preserve">  ·</w:t>
+      <w:t xml:space="preserve">  </w:t>
     </w:r>
-    <w:proofErr w:type="gramEnd"/>
+    <w:proofErr w:type="gramStart"/>
     <w:r>
       <w:rPr>
         <w:color w:val="59636E"/>
         <w:sz w:val="16"/>
         <w:szCs w:val="16"/>
       </w:rPr>
-      <w:t xml:space="preserve">  </w:t>
+      <w:t xml:space="preserve">·  </w:t>
     </w:r>
-    <w:proofErr w:type="gramStart"/>
     <w:r>
       <w:rPr>
         <w:i/>
@@ -476,7 +510,7 @@
         <w:sz w:val="16"/>
         <w:szCs w:val="16"/>
       </w:rPr>
-      <w:t>[ 03</w:t>
+      <w:t>[</w:t>
     </w:r>
     <w:proofErr w:type="gramEnd"/>
     <w:r>
@@ -487,9 +521,8 @@
         <w:sz w:val="16"/>
         <w:szCs w:val="16"/>
       </w:rPr>
-      <w:t>/08/</w:t>
+      <w:t xml:space="preserve"> </w:t>
     </w:r>
-    <w:proofErr w:type="gramStart"/>
     <w:r>
       <w:rPr>
         <w:i/>
@@ -498,7 +531,28 @@
         <w:sz w:val="16"/>
         <w:szCs w:val="16"/>
       </w:rPr>
-      <w:t>2026 ]</w:t>
+      <w:t>03/08/</w:t>
+    </w:r>
+    <w:proofErr w:type="gramStart"/>
+    <w:r>
+      <w:rPr>
+        <w:i/>
+        <w:iCs/>
+        <w:color w:val="59636E"/>
+        <w:sz w:val="16"/>
+        <w:szCs w:val="16"/>
+      </w:rPr>
+      <w:t>2026</w:t>
+    </w:r>
+    <w:r>
+      <w:rPr>
+        <w:i/>
+        <w:iCs/>
+        <w:color w:val="59636E"/>
+        <w:sz w:val="16"/>
+        <w:szCs w:val="16"/>
+      </w:rPr>
+      <w:t xml:space="preserve"> ]</w:t>
     </w:r>
     <w:proofErr w:type="gramEnd"/>
     <w:r>
@@ -516,8 +570,18 @@
         <w:sz w:val="16"/>
         <w:szCs w:val="16"/>
       </w:rPr>
-      <w:t>·  Pagina</w:t>
+      <w:t xml:space="preserve">·  </w:t>
     </w:r>
+    <w:proofErr w:type="spellStart"/>
+    <w:r>
+      <w:rPr>
+        <w:color w:val="59636E"/>
+        <w:sz w:val="16"/>
+        <w:szCs w:val="16"/>
+      </w:rPr>
+      <w:t>Pagina</w:t>
+    </w:r>
+    <w:proofErr w:type="spellEnd"/>
     <w:proofErr w:type="gramEnd"/>
     <w:r>
       <w:rPr>
@@ -617,6 +681,16 @@
       </w:rPr>
       <w:fldChar w:fldCharType="end"/>
     </w:r>
+  </w:p>
+</w:ftr>
+</file>
+
+<file path=word/footer3.xml><?xml version="1.0" encoding="utf-8"?>
+<w:ftr xmlns:wpc="http://schemas.microsoft.com/office/word/2010/wordprocessingCanvas" xmlns:cx="http://schemas.microsoft.com/office/drawing/2014/chartex" xmlns:cx1="http://schemas.microsoft.com/office/drawing/2015/9/8/chartex" xmlns:cx2="http://schemas.microsoft.com/office/drawing/2015/10/21/chartex" xmlns:cx3="http://schemas.microsoft.com/office/drawing/2016/5/9/chartex" xmlns:cx4="http://schemas.microsoft.com/office/drawing/2016/5/10/chartex" xmlns:cx5="http://schemas.microsoft.com/office/drawing/2016/5/11/chartex" xmlns:cx6="http://schemas.microsoft.com/office/drawing/2016/5/12/chartex" xmlns:cx7="http://schemas.microsoft.com/office/drawing/2016/5/13/chartex" xmlns:cx8="http://schemas.microsoft.com/office/drawing/2016/5/14/chartex" xmlns:mc="http://schemas.openxmlformats.org/markup-compatibility/2006" xmlns:aink="http://schemas.microsoft.com/office/drawing/2016/ink" xmlns:am3d="http://schemas.microsoft.com/office/drawing/2017/model3d" xmlns:o="urn:schemas-microsoft-com:office:office" xmlns:oel="http://schemas.microsoft.com/office/2019/extlst" xmlns:r="http://schemas.openxmlformats.org/officeDocument/2006/relationships" xmlns:m="http://schemas.openxmlformats.org/officeDocument/2006/math" xmlns:v="urn:schemas-microsoft-com:vml" xmlns:wp14="http://schemas.microsoft.com/office/word/2010/wordprocessingDrawing" xmlns:wp="http://schemas.openxmlformats.org/drawingml/2006/wordprocessingDrawing" xmlns:w10="urn:schemas-microsoft-com:office:word" xmlns:w="http://schemas.openxmlformats.org/wordprocessingml/2006/main" xmlns:w14="http://schemas.microsoft.com/office/word/2010/wordml" xmlns:w15="http://schemas.microsoft.com/office/word/2012/wordml" xmlns:w16cei="http://schemas.microsoft.com/office/word/2026/wordml/cei" xmlns:w16cex="http://schemas.microsoft.com/office/word/2018/wordml/cex" xmlns:w16cid="http://schemas.microsoft.com/office/word/2016/wordml/cid" xmlns:w16="http://schemas.microsoft.com/office/word/2018/wordml" xmlns:w16du="http://schemas.microsoft.com/office/word/2023/wordml/word16du" xmlns:w16sdtdh="http://schemas.microsoft.com/office/word/2020/wordml/sdtdatahash" xmlns:w16sdtfl="http://schemas.microsoft.com/office/word/2024/wordml/sdtformatlock" xmlns:w16se="http://schemas.microsoft.com/office/word/2015/wordml/symex" xmlns:wpg="http://schemas.microsoft.com/office/word/2010/wordprocessingGroup" xmlns:wpi="http://schemas.microsoft.com/office/word/2010/wordprocessingInk" xmlns:wne="http://schemas.microsoft.com/office/word/2006/wordml" xmlns:wps="http://schemas.microsoft.com/office/word/2010/wordprocessingShape" mc:Ignorable="w14 w15 w16se w16cid w16 w16cex w16sdtdh w16sdtfl w16du wp14">
+  <w:p>
+    <w:pPr>
+      <w:pStyle w:val="Voettekst"/>
+    </w:pPr>
   </w:p>
 </w:ftr>
 </file>
@@ -628,9 +702,6 @@
       <w:pPr>
         <w:spacing w:after="0" w:line="240" w:lineRule="auto"/>
       </w:pPr>
-      <w:r>
-        <w:separator/>
-      </w:r>
     </w:p>
   </w:footnote>
   <w:footnote w:type="continuationSeparator" w:id="0">
@@ -638,15 +709,22 @@
       <w:pPr>
         <w:spacing w:after="0" w:line="240" w:lineRule="auto"/>
       </w:pPr>
-      <w:r>
-        <w:continuationSeparator/>
-      </w:r>
     </w:p>
   </w:footnote>
 </w:footnotes>
 </file>
 
 <file path=word/header1.xml><?xml version="1.0" encoding="utf-8"?>
+<w:hdr xmlns:wpc="http://schemas.microsoft.com/office/word/2010/wordprocessingCanvas" xmlns:cx="http://schemas.microsoft.com/office/drawing/2014/chartex" xmlns:cx1="http://schemas.microsoft.com/office/drawing/2015/9/8/chartex" xmlns:cx2="http://schemas.microsoft.com/office/drawing/2015/10/21/chartex" xmlns:cx3="http://schemas.microsoft.com/office/drawing/2016/5/9/chartex" xmlns:cx4="http://schemas.microsoft.com/office/drawing/2016/5/10/chartex" xmlns:cx5="http://schemas.microsoft.com/office/drawing/2016/5/11/chartex" xmlns:cx6="http://schemas.microsoft.com/office/drawing/2016/5/12/chartex" xmlns:cx7="http://schemas.microsoft.com/office/drawing/2016/5/13/chartex" xmlns:cx8="http://schemas.microsoft.com/office/drawing/2016/5/14/chartex" xmlns:mc="http://schemas.openxmlformats.org/markup-compatibility/2006" xmlns:aink="http://schemas.microsoft.com/office/drawing/2016/ink" xmlns:am3d="http://schemas.microsoft.com/office/drawing/2017/model3d" xmlns:o="urn:schemas-microsoft-com:office:office" xmlns:oel="http://schemas.microsoft.com/office/2019/extlst" xmlns:r="http://schemas.openxmlformats.org/officeDocument/2006/relationships" xmlns:m="http://schemas.openxmlformats.org/officeDocument/2006/math" xmlns:v="urn:schemas-microsoft-com:vml" xmlns:wp14="http://schemas.microsoft.com/office/word/2010/wordprocessingDrawing" xmlns:wp="http://schemas.openxmlformats.org/drawingml/2006/wordprocessingDrawing" xmlns:w10="urn:schemas-microsoft-com:office:word" xmlns:w="http://schemas.openxmlformats.org/wordprocessingml/2006/main" xmlns:w14="http://schemas.microsoft.com/office/word/2010/wordml" xmlns:w15="http://schemas.microsoft.com/office/word/2012/wordml" xmlns:w16cei="http://schemas.microsoft.com/office/word/2026/wordml/cei" xmlns:w16cex="http://schemas.microsoft.com/office/word/2018/wordml/cex" xmlns:w16cid="http://schemas.microsoft.com/office/word/2016/wordml/cid" xmlns:w16="http://schemas.microsoft.com/office/word/2018/wordml" xmlns:w16du="http://schemas.microsoft.com/office/word/2023/wordml/word16du" xmlns:w16sdtdh="http://schemas.microsoft.com/office/word/2020/wordml/sdtdatahash" xmlns:w16sdtfl="http://schemas.microsoft.com/office/word/2024/wordml/sdtformatlock" xmlns:w16se="http://schemas.microsoft.com/office/word/2015/wordml/symex" xmlns:wpg="http://schemas.microsoft.com/office/word/2010/wordprocessingGroup" xmlns:wpi="http://schemas.microsoft.com/office/word/2010/wordprocessingInk" xmlns:wne="http://schemas.microsoft.com/office/word/2006/wordml" xmlns:wps="http://schemas.microsoft.com/office/word/2010/wordprocessingShape" mc:Ignorable="w14 w15 w16se w16cid w16 w16cex w16sdtdh w16sdtfl w16du wp14">
+  <w:p>
+    <w:pPr>
+      <w:pStyle w:val="Koptekst"/>
+    </w:pPr>
+  </w:p>
+</w:hdr>
+</file>
+
+<file path=word/header2.xml><?xml version="1.0" encoding="utf-8"?>
 <w:hdr xmlns:wpc="http://schemas.microsoft.com/office/word/2010/wordprocessingCanvas" xmlns:cx="http://schemas.microsoft.com/office/drawing/2014/chartex" xmlns:cx1="http://schemas.microsoft.com/office/drawing/2015/9/8/chartex" xmlns:cx2="http://schemas.microsoft.com/office/drawing/2015/10/21/chartex" xmlns:cx3="http://schemas.microsoft.com/office/drawing/2016/5/9/chartex" xmlns:cx4="http://schemas.microsoft.com/office/drawing/2016/5/10/chartex" xmlns:cx5="http://schemas.microsoft.com/office/drawing/2016/5/11/chartex" xmlns:cx6="http://schemas.microsoft.com/office/drawing/2016/5/12/chartex" xmlns:cx7="http://schemas.microsoft.com/office/drawing/2016/5/13/chartex" xmlns:cx8="http://schemas.microsoft.com/office/drawing/2016/5/14/chartex" xmlns:mc="http://schemas.openxmlformats.org/markup-compatibility/2006" xmlns:aink="http://schemas.microsoft.com/office/drawing/2016/ink" xmlns:am3d="http://schemas.microsoft.com/office/drawing/2017/model3d" xmlns:o="urn:schemas-microsoft-com:office:office" xmlns:oel="http://schemas.microsoft.com/office/2019/extlst" xmlns:r="http://schemas.openxmlformats.org/officeDocument/2006/relationships" xmlns:m="http://schemas.openxmlformats.org/officeDocument/2006/math" xmlns:v="urn:schemas-microsoft-com:vml" xmlns:wp14="http://schemas.microsoft.com/office/word/2010/wordprocessingDrawing" xmlns:wp="http://schemas.openxmlformats.org/drawingml/2006/wordprocessingDrawing" xmlns:w10="urn:schemas-microsoft-com:office:word" xmlns:w="http://schemas.openxmlformats.org/wordprocessingml/2006/main" xmlns:w14="http://schemas.microsoft.com/office/word/2010/wordml" xmlns:w15="http://schemas.microsoft.com/office/word/2012/wordml" xmlns:w16cei="http://schemas.microsoft.com/office/word/2026/wordml/cei" xmlns:w16cex="http://schemas.microsoft.com/office/word/2018/wordml/cex" xmlns:w16cid="http://schemas.microsoft.com/office/word/2016/wordml/cid" xmlns:w16="http://schemas.microsoft.com/office/word/2018/wordml" xmlns:w16du="http://schemas.microsoft.com/office/word/2023/wordml/word16du" xmlns:w16sdtdh="http://schemas.microsoft.com/office/word/2020/wordml/sdtdatahash" xmlns:w16sdtfl="http://schemas.microsoft.com/office/word/2024/wordml/sdtformatlock" xmlns:w16se="http://schemas.microsoft.com/office/word/2015/wordml/symex" xmlns:wpg="http://schemas.microsoft.com/office/word/2010/wordprocessingGroup" xmlns:wpi="http://schemas.microsoft.com/office/word/2010/wordprocessingInk" xmlns:wne="http://schemas.microsoft.com/office/word/2006/wordml" xmlns:wps="http://schemas.microsoft.com/office/word/2010/wordprocessingShape" mc:Ignorable="w14 w15 w16se w16cid w16 w16cex w16sdtdh w16sdtfl w16du wp14">
   <w:p>
     <w:pPr>
@@ -775,12 +853,22 @@
 </w:hdr>
 </file>
 
+<file path=word/header3.xml><?xml version="1.0" encoding="utf-8"?>
+<w:hdr xmlns:wpc="http://schemas.microsoft.com/office/word/2010/wordprocessingCanvas" xmlns:cx="http://schemas.microsoft.com/office/drawing/2014/chartex" xmlns:cx1="http://schemas.microsoft.com/office/drawing/2015/9/8/chartex" xmlns:cx2="http://schemas.microsoft.com/office/drawing/2015/10/21/chartex" xmlns:cx3="http://schemas.microsoft.com/office/drawing/2016/5/9/chartex" xmlns:cx4="http://schemas.microsoft.com/office/drawing/2016/5/10/chartex" xmlns:cx5="http://schemas.microsoft.com/office/drawing/2016/5/11/chartex" xmlns:cx6="http://schemas.microsoft.com/office/drawing/2016/5/12/chartex" xmlns:cx7="http://schemas.microsoft.com/office/drawing/2016/5/13/chartex" xmlns:cx8="http://schemas.microsoft.com/office/drawing/2016/5/14/chartex" xmlns:mc="http://schemas.openxmlformats.org/markup-compatibility/2006" xmlns:aink="http://schemas.microsoft.com/office/drawing/2016/ink" xmlns:am3d="http://schemas.microsoft.com/office/drawing/2017/model3d" xmlns:o="urn:schemas-microsoft-com:office:office" xmlns:oel="http://schemas.microsoft.com/office/2019/extlst" xmlns:r="http://schemas.openxmlformats.org/officeDocument/2006/relationships" xmlns:m="http://schemas.openxmlformats.org/officeDocument/2006/math" xmlns:v="urn:schemas-microsoft-com:vml" xmlns:wp14="http://schemas.microsoft.com/office/word/2010/wordprocessingDrawing" xmlns:wp="http://schemas.openxmlformats.org/drawingml/2006/wordprocessingDrawing" xmlns:w10="urn:schemas-microsoft-com:office:word" xmlns:w="http://schemas.openxmlformats.org/wordprocessingml/2006/main" xmlns:w14="http://schemas.microsoft.com/office/word/2010/wordml" xmlns:w15="http://schemas.microsoft.com/office/word/2012/wordml" xmlns:w16cei="http://schemas.microsoft.com/office/word/2026/wordml/cei" xmlns:w16cex="http://schemas.microsoft.com/office/word/2018/wordml/cex" xmlns:w16cid="http://schemas.microsoft.com/office/word/2016/wordml/cid" xmlns:w16="http://schemas.microsoft.com/office/word/2018/wordml" xmlns:w16du="http://schemas.microsoft.com/office/word/2023/wordml/word16du" xmlns:w16sdtdh="http://schemas.microsoft.com/office/word/2020/wordml/sdtdatahash" xmlns:w16sdtfl="http://schemas.microsoft.com/office/word/2024/wordml/sdtformatlock" xmlns:w16se="http://schemas.microsoft.com/office/word/2015/wordml/symex" xmlns:wpg="http://schemas.microsoft.com/office/word/2010/wordprocessingGroup" xmlns:wpi="http://schemas.microsoft.com/office/word/2010/wordprocessingInk" xmlns:wne="http://schemas.microsoft.com/office/word/2006/wordml" xmlns:wps="http://schemas.microsoft.com/office/word/2010/wordprocessingShape" mc:Ignorable="w14 w15 w16se w16cid w16 w16cex w16sdtdh w16sdtfl w16du wp14">
+  <w:p>
+    <w:pPr>
+      <w:pStyle w:val="Koptekst"/>
+    </w:pPr>
+  </w:p>
+</w:hdr>
+</file>
+
 <file path=word/numbering.xml><?xml version="1.0" encoding="utf-8"?>
 <w:numbering xmlns:wpc="http://schemas.microsoft.com/office/word/2010/wordprocessingCanvas" xmlns:cx="http://schemas.microsoft.com/office/drawing/2014/chartex" xmlns:cx1="http://schemas.microsoft.com/office/drawing/2015/9/8/chartex" xmlns:cx2="http://schemas.microsoft.com/office/drawing/2015/10/21/chartex" xmlns:cx3="http://schemas.microsoft.com/office/drawing/2016/5/9/chartex" xmlns:cx4="http://schemas.microsoft.com/office/drawing/2016/5/10/chartex" xmlns:cx5="http://schemas.microsoft.com/office/drawing/2016/5/11/chartex" xmlns:cx6="http://schemas.microsoft.com/office/drawing/2016/5/12/chartex" xmlns:cx7="http://schemas.microsoft.com/office/drawing/2016/5/13/chartex" xmlns:cx8="http://schemas.microsoft.com/office/drawing/2016/5/14/chartex" xmlns:mc="http://schemas.openxmlformats.org/markup-compatibility/2006" xmlns:aink="http://schemas.microsoft.com/office/drawing/2016/ink" xmlns:am3d="http://schemas.microsoft.com/office/drawing/2017/model3d" xmlns:o="urn:schemas-microsoft-com:office:office" xmlns:oel="http://schemas.microsoft.com/office/2019/extlst" xmlns:r="http://schemas.openxmlformats.org/officeDocument/2006/relationships" xmlns:m="http://schemas.openxmlformats.org/officeDocument/2006/math" xmlns:v="urn:schemas-microsoft-com:vml" xmlns:wp14="http://schemas.microsoft.com/office/word/2010/wordprocessingDrawing" xmlns:wp="http://schemas.openxmlformats.org/drawingml/2006/wordprocessingDrawing" xmlns:w10="urn:schemas-microsoft-com:office:word" xmlns:w="http://schemas.openxmlformats.org/wordprocessingml/2006/main" xmlns:w14="http://schemas.microsoft.com/office/word/2010/wordml" xmlns:w15="http://schemas.microsoft.com/office/word/2012/wordml" xmlns:w16cei="http://schemas.microsoft.com/office/word/2026/wordml/cei" xmlns:w16cex="http://schemas.microsoft.com/office/word/2018/wordml/cex" xmlns:w16cid="http://schemas.microsoft.com/office/word/2016/wordml/cid" xmlns:w16="http://schemas.microsoft.com/office/word/2018/wordml" xmlns:w16du="http://schemas.microsoft.com/office/word/2023/wordml/word16du" xmlns:w16sdtdh="http://schemas.microsoft.com/office/word/2020/wordml/sdtdatahash" xmlns:w16sdtfl="http://schemas.microsoft.com/office/word/2024/wordml/sdtformatlock" xmlns:w16se="http://schemas.microsoft.com/office/word/2015/wordml/symex" xmlns:wpg="http://schemas.microsoft.com/office/word/2010/wordprocessingGroup" xmlns:wpi="http://schemas.microsoft.com/office/word/2010/wordprocessingInk" xmlns:wne="http://schemas.microsoft.com/office/word/2006/wordml" xmlns:wps="http://schemas.microsoft.com/office/word/2010/wordprocessingShape" mc:Ignorable="w14 w15 w16se w16cid w16 w16cex w16sdtdh w16sdtfl w16du wp14">
   <w:abstractNum w:abstractNumId="0" w15:restartNumberingAfterBreak="0">
-    <w:nsid w:val="097F021A"/>
+    <w:nsid w:val="02D5581A"/>
     <w:multiLevelType w:val="multilevel"/>
-    <w:tmpl w:val="9FA06848"/>
+    <w:tmpl w:val="2A508B8C"/>
     <w:lvl w:ilvl="0">
       <w:start w:val="1"/>
       <w:numFmt w:val="bullet"/>
@@ -927,6 +1015,1198 @@
     </w:lvl>
   </w:abstractNum>
   <w:abstractNum w:abstractNumId="1" w15:restartNumberingAfterBreak="0">
+    <w:nsid w:val="05914C03"/>
+    <w:multiLevelType w:val="multilevel"/>
+    <w:tmpl w:val="A2344CE2"/>
+    <w:lvl w:ilvl="0">
+      <w:start w:val="1"/>
+      <w:numFmt w:val="bullet"/>
+      <w:lvlText w:val=""/>
+      <w:lvlJc w:val="left"/>
+      <w:pPr>
+        <w:tabs>
+          <w:tab w:val="num" w:pos="720"/>
+        </w:tabs>
+        <w:ind w:left="720" w:hanging="360"/>
+      </w:pPr>
+      <w:rPr>
+        <w:rFonts w:ascii="Symbol" w:hAnsi="Symbol" w:hint="default"/>
+        <w:sz w:val="20"/>
+      </w:rPr>
+    </w:lvl>
+    <w:lvl w:ilvl="1" w:tentative="1">
+      <w:start w:val="1"/>
+      <w:numFmt w:val="bullet"/>
+      <w:lvlText w:val="o"/>
+      <w:lvlJc w:val="left"/>
+      <w:pPr>
+        <w:tabs>
+          <w:tab w:val="num" w:pos="1440"/>
+        </w:tabs>
+        <w:ind w:left="1440" w:hanging="360"/>
+      </w:pPr>
+      <w:rPr>
+        <w:rFonts w:ascii="Courier New" w:hAnsi="Courier New" w:hint="default"/>
+        <w:sz w:val="20"/>
+      </w:rPr>
+    </w:lvl>
+    <w:lvl w:ilvl="2" w:tentative="1">
+      <w:start w:val="1"/>
+      <w:numFmt w:val="bullet"/>
+      <w:lvlText w:val=""/>
+      <w:lvlJc w:val="left"/>
+      <w:pPr>
+        <w:tabs>
+          <w:tab w:val="num" w:pos="2160"/>
+        </w:tabs>
+        <w:ind w:left="2160" w:hanging="360"/>
+      </w:pPr>
+      <w:rPr>
+        <w:rFonts w:ascii="Wingdings" w:hAnsi="Wingdings" w:hint="default"/>
+        <w:sz w:val="20"/>
+      </w:rPr>
+    </w:lvl>
+    <w:lvl w:ilvl="3" w:tentative="1">
+      <w:start w:val="1"/>
+      <w:numFmt w:val="bullet"/>
+      <w:lvlText w:val=""/>
+      <w:lvlJc w:val="left"/>
+      <w:pPr>
+        <w:tabs>
+          <w:tab w:val="num" w:pos="2880"/>
+        </w:tabs>
+        <w:ind w:left="2880" w:hanging="360"/>
+      </w:pPr>
+      <w:rPr>
+        <w:rFonts w:ascii="Wingdings" w:hAnsi="Wingdings" w:hint="default"/>
+        <w:sz w:val="20"/>
+      </w:rPr>
+    </w:lvl>
+    <w:lvl w:ilvl="4" w:tentative="1">
+      <w:start w:val="1"/>
+      <w:numFmt w:val="bullet"/>
+      <w:lvlText w:val=""/>
+      <w:lvlJc w:val="left"/>
+      <w:pPr>
+        <w:tabs>
+          <w:tab w:val="num" w:pos="3600"/>
+        </w:tabs>
+        <w:ind w:left="3600" w:hanging="360"/>
+      </w:pPr>
+      <w:rPr>
+        <w:rFonts w:ascii="Wingdings" w:hAnsi="Wingdings" w:hint="default"/>
+        <w:sz w:val="20"/>
+      </w:rPr>
+    </w:lvl>
+    <w:lvl w:ilvl="5" w:tentative="1">
+      <w:start w:val="1"/>
+      <w:numFmt w:val="bullet"/>
+      <w:lvlText w:val=""/>
+      <w:lvlJc w:val="left"/>
+      <w:pPr>
+        <w:tabs>
+          <w:tab w:val="num" w:pos="4320"/>
+        </w:tabs>
+        <w:ind w:left="4320" w:hanging="360"/>
+      </w:pPr>
+      <w:rPr>
+        <w:rFonts w:ascii="Wingdings" w:hAnsi="Wingdings" w:hint="default"/>
+        <w:sz w:val="20"/>
+      </w:rPr>
+    </w:lvl>
+    <w:lvl w:ilvl="6" w:tentative="1">
+      <w:start w:val="1"/>
+      <w:numFmt w:val="bullet"/>
+      <w:lvlText w:val=""/>
+      <w:lvlJc w:val="left"/>
+      <w:pPr>
+        <w:tabs>
+          <w:tab w:val="num" w:pos="5040"/>
+        </w:tabs>
+        <w:ind w:left="5040" w:hanging="360"/>
+      </w:pPr>
+      <w:rPr>
+        <w:rFonts w:ascii="Wingdings" w:hAnsi="Wingdings" w:hint="default"/>
+        <w:sz w:val="20"/>
+      </w:rPr>
+    </w:lvl>
+    <w:lvl w:ilvl="7" w:tentative="1">
+      <w:start w:val="1"/>
+      <w:numFmt w:val="bullet"/>
+      <w:lvlText w:val=""/>
+      <w:lvlJc w:val="left"/>
+      <w:pPr>
+        <w:tabs>
+          <w:tab w:val="num" w:pos="5760"/>
+        </w:tabs>
+        <w:ind w:left="5760" w:hanging="360"/>
+      </w:pPr>
+      <w:rPr>
+        <w:rFonts w:ascii="Wingdings" w:hAnsi="Wingdings" w:hint="default"/>
+        <w:sz w:val="20"/>
+      </w:rPr>
+    </w:lvl>
+    <w:lvl w:ilvl="8" w:tentative="1">
+      <w:start w:val="1"/>
+      <w:numFmt w:val="bullet"/>
+      <w:lvlText w:val=""/>
+      <w:lvlJc w:val="left"/>
+      <w:pPr>
+        <w:tabs>
+          <w:tab w:val="num" w:pos="6480"/>
+        </w:tabs>
+        <w:ind w:left="6480" w:hanging="360"/>
+      </w:pPr>
+      <w:rPr>
+        <w:rFonts w:ascii="Wingdings" w:hAnsi="Wingdings" w:hint="default"/>
+        <w:sz w:val="20"/>
+      </w:rPr>
+    </w:lvl>
+  </w:abstractNum>
+  <w:abstractNum w:abstractNumId="2" w15:restartNumberingAfterBreak="0">
+    <w:nsid w:val="0BFD0893"/>
+    <w:multiLevelType w:val="multilevel"/>
+    <w:tmpl w:val="61902CD8"/>
+    <w:lvl w:ilvl="0">
+      <w:start w:val="1"/>
+      <w:numFmt w:val="bullet"/>
+      <w:lvlText w:val=""/>
+      <w:lvlJc w:val="left"/>
+      <w:pPr>
+        <w:tabs>
+          <w:tab w:val="num" w:pos="720"/>
+        </w:tabs>
+        <w:ind w:left="720" w:hanging="360"/>
+      </w:pPr>
+      <w:rPr>
+        <w:rFonts w:ascii="Symbol" w:hAnsi="Symbol" w:hint="default"/>
+        <w:sz w:val="20"/>
+      </w:rPr>
+    </w:lvl>
+    <w:lvl w:ilvl="1" w:tentative="1">
+      <w:start w:val="1"/>
+      <w:numFmt w:val="bullet"/>
+      <w:lvlText w:val="o"/>
+      <w:lvlJc w:val="left"/>
+      <w:pPr>
+        <w:tabs>
+          <w:tab w:val="num" w:pos="1440"/>
+        </w:tabs>
+        <w:ind w:left="1440" w:hanging="360"/>
+      </w:pPr>
+      <w:rPr>
+        <w:rFonts w:ascii="Courier New" w:hAnsi="Courier New" w:hint="default"/>
+        <w:sz w:val="20"/>
+      </w:rPr>
+    </w:lvl>
+    <w:lvl w:ilvl="2" w:tentative="1">
+      <w:start w:val="1"/>
+      <w:numFmt w:val="bullet"/>
+      <w:lvlText w:val=""/>
+      <w:lvlJc w:val="left"/>
+      <w:pPr>
+        <w:tabs>
+          <w:tab w:val="num" w:pos="2160"/>
+        </w:tabs>
+        <w:ind w:left="2160" w:hanging="360"/>
+      </w:pPr>
+      <w:rPr>
+        <w:rFonts w:ascii="Wingdings" w:hAnsi="Wingdings" w:hint="default"/>
+        <w:sz w:val="20"/>
+      </w:rPr>
+    </w:lvl>
+    <w:lvl w:ilvl="3" w:tentative="1">
+      <w:start w:val="1"/>
+      <w:numFmt w:val="bullet"/>
+      <w:lvlText w:val=""/>
+      <w:lvlJc w:val="left"/>
+      <w:pPr>
+        <w:tabs>
+          <w:tab w:val="num" w:pos="2880"/>
+        </w:tabs>
+        <w:ind w:left="2880" w:hanging="360"/>
+      </w:pPr>
+      <w:rPr>
+        <w:rFonts w:ascii="Wingdings" w:hAnsi="Wingdings" w:hint="default"/>
+        <w:sz w:val="20"/>
+      </w:rPr>
+    </w:lvl>
+    <w:lvl w:ilvl="4" w:tentative="1">
+      <w:start w:val="1"/>
+      <w:numFmt w:val="bullet"/>
+      <w:lvlText w:val=""/>
+      <w:lvlJc w:val="left"/>
+      <w:pPr>
+        <w:tabs>
+          <w:tab w:val="num" w:pos="3600"/>
+        </w:tabs>
+        <w:ind w:left="3600" w:hanging="360"/>
+      </w:pPr>
+      <w:rPr>
+        <w:rFonts w:ascii="Wingdings" w:hAnsi="Wingdings" w:hint="default"/>
+        <w:sz w:val="20"/>
+      </w:rPr>
+    </w:lvl>
+    <w:lvl w:ilvl="5" w:tentative="1">
+      <w:start w:val="1"/>
+      <w:numFmt w:val="bullet"/>
+      <w:lvlText w:val=""/>
+      <w:lvlJc w:val="left"/>
+      <w:pPr>
+        <w:tabs>
+          <w:tab w:val="num" w:pos="4320"/>
+        </w:tabs>
+        <w:ind w:left="4320" w:hanging="360"/>
+      </w:pPr>
+      <w:rPr>
+        <w:rFonts w:ascii="Wingdings" w:hAnsi="Wingdings" w:hint="default"/>
+        <w:sz w:val="20"/>
+      </w:rPr>
+    </w:lvl>
+    <w:lvl w:ilvl="6" w:tentative="1">
+      <w:start w:val="1"/>
+      <w:numFmt w:val="bullet"/>
+      <w:lvlText w:val=""/>
+      <w:lvlJc w:val="left"/>
+      <w:pPr>
+        <w:tabs>
+          <w:tab w:val="num" w:pos="5040"/>
+        </w:tabs>
+        <w:ind w:left="5040" w:hanging="360"/>
+      </w:pPr>
+      <w:rPr>
+        <w:rFonts w:ascii="Wingdings" w:hAnsi="Wingdings" w:hint="default"/>
+        <w:sz w:val="20"/>
+      </w:rPr>
+    </w:lvl>
+    <w:lvl w:ilvl="7" w:tentative="1">
+      <w:start w:val="1"/>
+      <w:numFmt w:val="bullet"/>
+      <w:lvlText w:val=""/>
+      <w:lvlJc w:val="left"/>
+      <w:pPr>
+        <w:tabs>
+          <w:tab w:val="num" w:pos="5760"/>
+        </w:tabs>
+        <w:ind w:left="5760" w:hanging="360"/>
+      </w:pPr>
+      <w:rPr>
+        <w:rFonts w:ascii="Wingdings" w:hAnsi="Wingdings" w:hint="default"/>
+        <w:sz w:val="20"/>
+      </w:rPr>
+    </w:lvl>
+    <w:lvl w:ilvl="8" w:tentative="1">
+      <w:start w:val="1"/>
+      <w:numFmt w:val="bullet"/>
+      <w:lvlText w:val=""/>
+      <w:lvlJc w:val="left"/>
+      <w:pPr>
+        <w:tabs>
+          <w:tab w:val="num" w:pos="6480"/>
+        </w:tabs>
+        <w:ind w:left="6480" w:hanging="360"/>
+      </w:pPr>
+      <w:rPr>
+        <w:rFonts w:ascii="Wingdings" w:hAnsi="Wingdings" w:hint="default"/>
+        <w:sz w:val="20"/>
+      </w:rPr>
+    </w:lvl>
+  </w:abstractNum>
+  <w:abstractNum w:abstractNumId="3" w15:restartNumberingAfterBreak="0">
+    <w:nsid w:val="13A554DD"/>
+    <w:multiLevelType w:val="multilevel"/>
+    <w:tmpl w:val="C2F4C320"/>
+    <w:lvl w:ilvl="0">
+      <w:start w:val="1"/>
+      <w:numFmt w:val="bullet"/>
+      <w:lvlText w:val=""/>
+      <w:lvlJc w:val="left"/>
+      <w:pPr>
+        <w:tabs>
+          <w:tab w:val="num" w:pos="720"/>
+        </w:tabs>
+        <w:ind w:left="720" w:hanging="360"/>
+      </w:pPr>
+      <w:rPr>
+        <w:rFonts w:ascii="Symbol" w:hAnsi="Symbol" w:hint="default"/>
+        <w:sz w:val="20"/>
+      </w:rPr>
+    </w:lvl>
+    <w:lvl w:ilvl="1" w:tentative="1">
+      <w:start w:val="1"/>
+      <w:numFmt w:val="bullet"/>
+      <w:lvlText w:val="o"/>
+      <w:lvlJc w:val="left"/>
+      <w:pPr>
+        <w:tabs>
+          <w:tab w:val="num" w:pos="1440"/>
+        </w:tabs>
+        <w:ind w:left="1440" w:hanging="360"/>
+      </w:pPr>
+      <w:rPr>
+        <w:rFonts w:ascii="Courier New" w:hAnsi="Courier New" w:hint="default"/>
+        <w:sz w:val="20"/>
+      </w:rPr>
+    </w:lvl>
+    <w:lvl w:ilvl="2" w:tentative="1">
+      <w:start w:val="1"/>
+      <w:numFmt w:val="bullet"/>
+      <w:lvlText w:val=""/>
+      <w:lvlJc w:val="left"/>
+      <w:pPr>
+        <w:tabs>
+          <w:tab w:val="num" w:pos="2160"/>
+        </w:tabs>
+        <w:ind w:left="2160" w:hanging="360"/>
+      </w:pPr>
+      <w:rPr>
+        <w:rFonts w:ascii="Wingdings" w:hAnsi="Wingdings" w:hint="default"/>
+        <w:sz w:val="20"/>
+      </w:rPr>
+    </w:lvl>
+    <w:lvl w:ilvl="3" w:tentative="1">
+      <w:start w:val="1"/>
+      <w:numFmt w:val="bullet"/>
+      <w:lvlText w:val=""/>
+      <w:lvlJc w:val="left"/>
+      <w:pPr>
+        <w:tabs>
+          <w:tab w:val="num" w:pos="2880"/>
+        </w:tabs>
+        <w:ind w:left="2880" w:hanging="360"/>
+      </w:pPr>
+      <w:rPr>
+        <w:rFonts w:ascii="Wingdings" w:hAnsi="Wingdings" w:hint="default"/>
+        <w:sz w:val="20"/>
+      </w:rPr>
+    </w:lvl>
+    <w:lvl w:ilvl="4" w:tentative="1">
+      <w:start w:val="1"/>
+      <w:numFmt w:val="bullet"/>
+      <w:lvlText w:val=""/>
+      <w:lvlJc w:val="left"/>
+      <w:pPr>
+        <w:tabs>
+          <w:tab w:val="num" w:pos="3600"/>
+        </w:tabs>
+        <w:ind w:left="3600" w:hanging="360"/>
+      </w:pPr>
+      <w:rPr>
+        <w:rFonts w:ascii="Wingdings" w:hAnsi="Wingdings" w:hint="default"/>
+        <w:sz w:val="20"/>
+      </w:rPr>
+    </w:lvl>
+    <w:lvl w:ilvl="5" w:tentative="1">
+      <w:start w:val="1"/>
+      <w:numFmt w:val="bullet"/>
+      <w:lvlText w:val=""/>
+      <w:lvlJc w:val="left"/>
+      <w:pPr>
+        <w:tabs>
+          <w:tab w:val="num" w:pos="4320"/>
+        </w:tabs>
+        <w:ind w:left="4320" w:hanging="360"/>
+      </w:pPr>
+      <w:rPr>
+        <w:rFonts w:ascii="Wingdings" w:hAnsi="Wingdings" w:hint="default"/>
+        <w:sz w:val="20"/>
+      </w:rPr>
+    </w:lvl>
+    <w:lvl w:ilvl="6" w:tentative="1">
+      <w:start w:val="1"/>
+      <w:numFmt w:val="bullet"/>
+      <w:lvlText w:val=""/>
+      <w:lvlJc w:val="left"/>
+      <w:pPr>
+        <w:tabs>
+          <w:tab w:val="num" w:pos="5040"/>
+        </w:tabs>
+        <w:ind w:left="5040" w:hanging="360"/>
+      </w:pPr>
+      <w:rPr>
+        <w:rFonts w:ascii="Wingdings" w:hAnsi="Wingdings" w:hint="default"/>
+        <w:sz w:val="20"/>
+      </w:rPr>
+    </w:lvl>
+    <w:lvl w:ilvl="7" w:tentative="1">
+      <w:start w:val="1"/>
+      <w:numFmt w:val="bullet"/>
+      <w:lvlText w:val=""/>
+      <w:lvlJc w:val="left"/>
+      <w:pPr>
+        <w:tabs>
+          <w:tab w:val="num" w:pos="5760"/>
+        </w:tabs>
+        <w:ind w:left="5760" w:hanging="360"/>
+      </w:pPr>
+      <w:rPr>
+        <w:rFonts w:ascii="Wingdings" w:hAnsi="Wingdings" w:hint="default"/>
+        <w:sz w:val="20"/>
+      </w:rPr>
+    </w:lvl>
+    <w:lvl w:ilvl="8" w:tentative="1">
+      <w:start w:val="1"/>
+      <w:numFmt w:val="bullet"/>
+      <w:lvlText w:val=""/>
+      <w:lvlJc w:val="left"/>
+      <w:pPr>
+        <w:tabs>
+          <w:tab w:val="num" w:pos="6480"/>
+        </w:tabs>
+        <w:ind w:left="6480" w:hanging="360"/>
+      </w:pPr>
+      <w:rPr>
+        <w:rFonts w:ascii="Wingdings" w:hAnsi="Wingdings" w:hint="default"/>
+        <w:sz w:val="20"/>
+      </w:rPr>
+    </w:lvl>
+  </w:abstractNum>
+  <w:abstractNum w:abstractNumId="4" w15:restartNumberingAfterBreak="0">
+    <w:nsid w:val="14367E7E"/>
+    <w:multiLevelType w:val="multilevel"/>
+    <w:tmpl w:val="F2A65FB2"/>
+    <w:lvl w:ilvl="0">
+      <w:start w:val="1"/>
+      <w:numFmt w:val="bullet"/>
+      <w:lvlText w:val=""/>
+      <w:lvlJc w:val="left"/>
+      <w:pPr>
+        <w:tabs>
+          <w:tab w:val="num" w:pos="720"/>
+        </w:tabs>
+        <w:ind w:left="720" w:hanging="360"/>
+      </w:pPr>
+      <w:rPr>
+        <w:rFonts w:ascii="Symbol" w:hAnsi="Symbol" w:hint="default"/>
+        <w:sz w:val="20"/>
+      </w:rPr>
+    </w:lvl>
+    <w:lvl w:ilvl="1" w:tentative="1">
+      <w:start w:val="1"/>
+      <w:numFmt w:val="bullet"/>
+      <w:lvlText w:val="o"/>
+      <w:lvlJc w:val="left"/>
+      <w:pPr>
+        <w:tabs>
+          <w:tab w:val="num" w:pos="1440"/>
+        </w:tabs>
+        <w:ind w:left="1440" w:hanging="360"/>
+      </w:pPr>
+      <w:rPr>
+        <w:rFonts w:ascii="Courier New" w:hAnsi="Courier New" w:hint="default"/>
+        <w:sz w:val="20"/>
+      </w:rPr>
+    </w:lvl>
+    <w:lvl w:ilvl="2" w:tentative="1">
+      <w:start w:val="1"/>
+      <w:numFmt w:val="bullet"/>
+      <w:lvlText w:val=""/>
+      <w:lvlJc w:val="left"/>
+      <w:pPr>
+        <w:tabs>
+          <w:tab w:val="num" w:pos="2160"/>
+        </w:tabs>
+        <w:ind w:left="2160" w:hanging="360"/>
+      </w:pPr>
+      <w:rPr>
+        <w:rFonts w:ascii="Wingdings" w:hAnsi="Wingdings" w:hint="default"/>
+        <w:sz w:val="20"/>
+      </w:rPr>
+    </w:lvl>
+    <w:lvl w:ilvl="3" w:tentative="1">
+      <w:start w:val="1"/>
+      <w:numFmt w:val="bullet"/>
+      <w:lvlText w:val=""/>
+      <w:lvlJc w:val="left"/>
+      <w:pPr>
+        <w:tabs>
+          <w:tab w:val="num" w:pos="2880"/>
+        </w:tabs>
+        <w:ind w:left="2880" w:hanging="360"/>
+      </w:pPr>
+      <w:rPr>
+        <w:rFonts w:ascii="Wingdings" w:hAnsi="Wingdings" w:hint="default"/>
+        <w:sz w:val="20"/>
+      </w:rPr>
+    </w:lvl>
+    <w:lvl w:ilvl="4" w:tentative="1">
+      <w:start w:val="1"/>
+      <w:numFmt w:val="bullet"/>
+      <w:lvlText w:val=""/>
+      <w:lvlJc w:val="left"/>
+      <w:pPr>
+        <w:tabs>
+          <w:tab w:val="num" w:pos="3600"/>
+        </w:tabs>
+        <w:ind w:left="3600" w:hanging="360"/>
+      </w:pPr>
+      <w:rPr>
+        <w:rFonts w:ascii="Wingdings" w:hAnsi="Wingdings" w:hint="default"/>
+        <w:sz w:val="20"/>
+      </w:rPr>
+    </w:lvl>
+    <w:lvl w:ilvl="5" w:tentative="1">
+      <w:start w:val="1"/>
+      <w:numFmt w:val="bullet"/>
+      <w:lvlText w:val=""/>
+      <w:lvlJc w:val="left"/>
+      <w:pPr>
+        <w:tabs>
+          <w:tab w:val="num" w:pos="4320"/>
+        </w:tabs>
+        <w:ind w:left="4320" w:hanging="360"/>
+      </w:pPr>
+      <w:rPr>
+        <w:rFonts w:ascii="Wingdings" w:hAnsi="Wingdings" w:hint="default"/>
+        <w:sz w:val="20"/>
+      </w:rPr>
+    </w:lvl>
+    <w:lvl w:ilvl="6" w:tentative="1">
+      <w:start w:val="1"/>
+      <w:numFmt w:val="bullet"/>
+      <w:lvlText w:val=""/>
+      <w:lvlJc w:val="left"/>
+      <w:pPr>
+        <w:tabs>
+          <w:tab w:val="num" w:pos="5040"/>
+        </w:tabs>
+        <w:ind w:left="5040" w:hanging="360"/>
+      </w:pPr>
+      <w:rPr>
+        <w:rFonts w:ascii="Wingdings" w:hAnsi="Wingdings" w:hint="default"/>
+        <w:sz w:val="20"/>
+      </w:rPr>
+    </w:lvl>
+    <w:lvl w:ilvl="7" w:tentative="1">
+      <w:start w:val="1"/>
+      <w:numFmt w:val="bullet"/>
+      <w:lvlText w:val=""/>
+      <w:lvlJc w:val="left"/>
+      <w:pPr>
+        <w:tabs>
+          <w:tab w:val="num" w:pos="5760"/>
+        </w:tabs>
+        <w:ind w:left="5760" w:hanging="360"/>
+      </w:pPr>
+      <w:rPr>
+        <w:rFonts w:ascii="Wingdings" w:hAnsi="Wingdings" w:hint="default"/>
+        <w:sz w:val="20"/>
+      </w:rPr>
+    </w:lvl>
+    <w:lvl w:ilvl="8" w:tentative="1">
+      <w:start w:val="1"/>
+      <w:numFmt w:val="bullet"/>
+      <w:lvlText w:val=""/>
+      <w:lvlJc w:val="left"/>
+      <w:pPr>
+        <w:tabs>
+          <w:tab w:val="num" w:pos="6480"/>
+        </w:tabs>
+        <w:ind w:left="6480" w:hanging="360"/>
+      </w:pPr>
+      <w:rPr>
+        <w:rFonts w:ascii="Wingdings" w:hAnsi="Wingdings" w:hint="default"/>
+        <w:sz w:val="20"/>
+      </w:rPr>
+    </w:lvl>
+  </w:abstractNum>
+  <w:abstractNum w:abstractNumId="5" w15:restartNumberingAfterBreak="0">
+    <w:nsid w:val="1FD72001"/>
+    <w:multiLevelType w:val="multilevel"/>
+    <w:tmpl w:val="ED509C8C"/>
+    <w:lvl w:ilvl="0">
+      <w:start w:val="1"/>
+      <w:numFmt w:val="bullet"/>
+      <w:lvlText w:val=""/>
+      <w:lvlJc w:val="left"/>
+      <w:pPr>
+        <w:tabs>
+          <w:tab w:val="num" w:pos="720"/>
+        </w:tabs>
+        <w:ind w:left="720" w:hanging="360"/>
+      </w:pPr>
+      <w:rPr>
+        <w:rFonts w:ascii="Symbol" w:hAnsi="Symbol" w:hint="default"/>
+        <w:sz w:val="20"/>
+      </w:rPr>
+    </w:lvl>
+    <w:lvl w:ilvl="1" w:tentative="1">
+      <w:start w:val="1"/>
+      <w:numFmt w:val="bullet"/>
+      <w:lvlText w:val="o"/>
+      <w:lvlJc w:val="left"/>
+      <w:pPr>
+        <w:tabs>
+          <w:tab w:val="num" w:pos="1440"/>
+        </w:tabs>
+        <w:ind w:left="1440" w:hanging="360"/>
+      </w:pPr>
+      <w:rPr>
+        <w:rFonts w:ascii="Courier New" w:hAnsi="Courier New" w:hint="default"/>
+        <w:sz w:val="20"/>
+      </w:rPr>
+    </w:lvl>
+    <w:lvl w:ilvl="2" w:tentative="1">
+      <w:start w:val="1"/>
+      <w:numFmt w:val="bullet"/>
+      <w:lvlText w:val=""/>
+      <w:lvlJc w:val="left"/>
+      <w:pPr>
+        <w:tabs>
+          <w:tab w:val="num" w:pos="2160"/>
+        </w:tabs>
+        <w:ind w:left="2160" w:hanging="360"/>
+      </w:pPr>
+      <w:rPr>
+        <w:rFonts w:ascii="Wingdings" w:hAnsi="Wingdings" w:hint="default"/>
+        <w:sz w:val="20"/>
+      </w:rPr>
+    </w:lvl>
+    <w:lvl w:ilvl="3" w:tentative="1">
+      <w:start w:val="1"/>
+      <w:numFmt w:val="bullet"/>
+      <w:lvlText w:val=""/>
+      <w:lvlJc w:val="left"/>
+      <w:pPr>
+        <w:tabs>
+          <w:tab w:val="num" w:pos="2880"/>
+        </w:tabs>
+        <w:ind w:left="2880" w:hanging="360"/>
+      </w:pPr>
+      <w:rPr>
+        <w:rFonts w:ascii="Wingdings" w:hAnsi="Wingdings" w:hint="default"/>
+        <w:sz w:val="20"/>
+      </w:rPr>
+    </w:lvl>
+    <w:lvl w:ilvl="4" w:tentative="1">
+      <w:start w:val="1"/>
+      <w:numFmt w:val="bullet"/>
+      <w:lvlText w:val=""/>
+      <w:lvlJc w:val="left"/>
+      <w:pPr>
+        <w:tabs>
+          <w:tab w:val="num" w:pos="3600"/>
+        </w:tabs>
+        <w:ind w:left="3600" w:hanging="360"/>
+      </w:pPr>
+      <w:rPr>
+        <w:rFonts w:ascii="Wingdings" w:hAnsi="Wingdings" w:hint="default"/>
+        <w:sz w:val="20"/>
+      </w:rPr>
+    </w:lvl>
+    <w:lvl w:ilvl="5" w:tentative="1">
+      <w:start w:val="1"/>
+      <w:numFmt w:val="bullet"/>
+      <w:lvlText w:val=""/>
+      <w:lvlJc w:val="left"/>
+      <w:pPr>
+        <w:tabs>
+          <w:tab w:val="num" w:pos="4320"/>
+        </w:tabs>
+        <w:ind w:left="4320" w:hanging="360"/>
+      </w:pPr>
+      <w:rPr>
+        <w:rFonts w:ascii="Wingdings" w:hAnsi="Wingdings" w:hint="default"/>
+        <w:sz w:val="20"/>
+      </w:rPr>
+    </w:lvl>
+    <w:lvl w:ilvl="6" w:tentative="1">
+      <w:start w:val="1"/>
+      <w:numFmt w:val="bullet"/>
+      <w:lvlText w:val=""/>
+      <w:lvlJc w:val="left"/>
+      <w:pPr>
+        <w:tabs>
+          <w:tab w:val="num" w:pos="5040"/>
+        </w:tabs>
+        <w:ind w:left="5040" w:hanging="360"/>
+      </w:pPr>
+      <w:rPr>
+        <w:rFonts w:ascii="Wingdings" w:hAnsi="Wingdings" w:hint="default"/>
+        <w:sz w:val="20"/>
+      </w:rPr>
+    </w:lvl>
+    <w:lvl w:ilvl="7" w:tentative="1">
+      <w:start w:val="1"/>
+      <w:numFmt w:val="bullet"/>
+      <w:lvlText w:val=""/>
+      <w:lvlJc w:val="left"/>
+      <w:pPr>
+        <w:tabs>
+          <w:tab w:val="num" w:pos="5760"/>
+        </w:tabs>
+        <w:ind w:left="5760" w:hanging="360"/>
+      </w:pPr>
+      <w:rPr>
+        <w:rFonts w:ascii="Wingdings" w:hAnsi="Wingdings" w:hint="default"/>
+        <w:sz w:val="20"/>
+      </w:rPr>
+    </w:lvl>
+    <w:lvl w:ilvl="8" w:tentative="1">
+      <w:start w:val="1"/>
+      <w:numFmt w:val="bullet"/>
+      <w:lvlText w:val=""/>
+      <w:lvlJc w:val="left"/>
+      <w:pPr>
+        <w:tabs>
+          <w:tab w:val="num" w:pos="6480"/>
+        </w:tabs>
+        <w:ind w:left="6480" w:hanging="360"/>
+      </w:pPr>
+      <w:rPr>
+        <w:rFonts w:ascii="Wingdings" w:hAnsi="Wingdings" w:hint="default"/>
+        <w:sz w:val="20"/>
+      </w:rPr>
+    </w:lvl>
+  </w:abstractNum>
+  <w:abstractNum w:abstractNumId="6" w15:restartNumberingAfterBreak="0">
+    <w:nsid w:val="224B5A00"/>
+    <w:multiLevelType w:val="multilevel"/>
+    <w:tmpl w:val="18D642A0"/>
+    <w:lvl w:ilvl="0">
+      <w:start w:val="1"/>
+      <w:numFmt w:val="bullet"/>
+      <w:lvlText w:val=""/>
+      <w:lvlJc w:val="left"/>
+      <w:pPr>
+        <w:tabs>
+          <w:tab w:val="num" w:pos="720"/>
+        </w:tabs>
+        <w:ind w:left="720" w:hanging="360"/>
+      </w:pPr>
+      <w:rPr>
+        <w:rFonts w:ascii="Symbol" w:hAnsi="Symbol" w:hint="default"/>
+        <w:sz w:val="20"/>
+      </w:rPr>
+    </w:lvl>
+    <w:lvl w:ilvl="1" w:tentative="1">
+      <w:start w:val="1"/>
+      <w:numFmt w:val="bullet"/>
+      <w:lvlText w:val="o"/>
+      <w:lvlJc w:val="left"/>
+      <w:pPr>
+        <w:tabs>
+          <w:tab w:val="num" w:pos="1440"/>
+        </w:tabs>
+        <w:ind w:left="1440" w:hanging="360"/>
+      </w:pPr>
+      <w:rPr>
+        <w:rFonts w:ascii="Courier New" w:hAnsi="Courier New" w:hint="default"/>
+        <w:sz w:val="20"/>
+      </w:rPr>
+    </w:lvl>
+    <w:lvl w:ilvl="2" w:tentative="1">
+      <w:start w:val="1"/>
+      <w:numFmt w:val="bullet"/>
+      <w:lvlText w:val=""/>
+      <w:lvlJc w:val="left"/>
+      <w:pPr>
+        <w:tabs>
+          <w:tab w:val="num" w:pos="2160"/>
+        </w:tabs>
+        <w:ind w:left="2160" w:hanging="360"/>
+      </w:pPr>
+      <w:rPr>
+        <w:rFonts w:ascii="Wingdings" w:hAnsi="Wingdings" w:hint="default"/>
+        <w:sz w:val="20"/>
+      </w:rPr>
+    </w:lvl>
+    <w:lvl w:ilvl="3" w:tentative="1">
+      <w:start w:val="1"/>
+      <w:numFmt w:val="bullet"/>
+      <w:lvlText w:val=""/>
+      <w:lvlJc w:val="left"/>
+      <w:pPr>
+        <w:tabs>
+          <w:tab w:val="num" w:pos="2880"/>
+        </w:tabs>
+        <w:ind w:left="2880" w:hanging="360"/>
+      </w:pPr>
+      <w:rPr>
+        <w:rFonts w:ascii="Wingdings" w:hAnsi="Wingdings" w:hint="default"/>
+        <w:sz w:val="20"/>
+      </w:rPr>
+    </w:lvl>
+    <w:lvl w:ilvl="4" w:tentative="1">
+      <w:start w:val="1"/>
+      <w:numFmt w:val="bullet"/>
+      <w:lvlText w:val=""/>
+      <w:lvlJc w:val="left"/>
+      <w:pPr>
+        <w:tabs>
+          <w:tab w:val="num" w:pos="3600"/>
+        </w:tabs>
+        <w:ind w:left="3600" w:hanging="360"/>
+      </w:pPr>
+      <w:rPr>
+        <w:rFonts w:ascii="Wingdings" w:hAnsi="Wingdings" w:hint="default"/>
+        <w:sz w:val="20"/>
+      </w:rPr>
+    </w:lvl>
+    <w:lvl w:ilvl="5" w:tentative="1">
+      <w:start w:val="1"/>
+      <w:numFmt w:val="bullet"/>
+      <w:lvlText w:val=""/>
+      <w:lvlJc w:val="left"/>
+      <w:pPr>
+        <w:tabs>
+          <w:tab w:val="num" w:pos="4320"/>
+        </w:tabs>
+        <w:ind w:left="4320" w:hanging="360"/>
+      </w:pPr>
+      <w:rPr>
+        <w:rFonts w:ascii="Wingdings" w:hAnsi="Wingdings" w:hint="default"/>
+        <w:sz w:val="20"/>
+      </w:rPr>
+    </w:lvl>
+    <w:lvl w:ilvl="6" w:tentative="1">
+      <w:start w:val="1"/>
+      <w:numFmt w:val="bullet"/>
+      <w:lvlText w:val=""/>
+      <w:lvlJc w:val="left"/>
+      <w:pPr>
+        <w:tabs>
+          <w:tab w:val="num" w:pos="5040"/>
+        </w:tabs>
+        <w:ind w:left="5040" w:hanging="360"/>
+      </w:pPr>
+      <w:rPr>
+        <w:rFonts w:ascii="Wingdings" w:hAnsi="Wingdings" w:hint="default"/>
+        <w:sz w:val="20"/>
+      </w:rPr>
+    </w:lvl>
+    <w:lvl w:ilvl="7" w:tentative="1">
+      <w:start w:val="1"/>
+      <w:numFmt w:val="bullet"/>
+      <w:lvlText w:val=""/>
+      <w:lvlJc w:val="left"/>
+      <w:pPr>
+        <w:tabs>
+          <w:tab w:val="num" w:pos="5760"/>
+        </w:tabs>
+        <w:ind w:left="5760" w:hanging="360"/>
+      </w:pPr>
+      <w:rPr>
+        <w:rFonts w:ascii="Wingdings" w:hAnsi="Wingdings" w:hint="default"/>
+        <w:sz w:val="20"/>
+      </w:rPr>
+    </w:lvl>
+    <w:lvl w:ilvl="8" w:tentative="1">
+      <w:start w:val="1"/>
+      <w:numFmt w:val="bullet"/>
+      <w:lvlText w:val=""/>
+      <w:lvlJc w:val="left"/>
+      <w:pPr>
+        <w:tabs>
+          <w:tab w:val="num" w:pos="6480"/>
+        </w:tabs>
+        <w:ind w:left="6480" w:hanging="360"/>
+      </w:pPr>
+      <w:rPr>
+        <w:rFonts w:ascii="Wingdings" w:hAnsi="Wingdings" w:hint="default"/>
+        <w:sz w:val="20"/>
+      </w:rPr>
+    </w:lvl>
+  </w:abstractNum>
+  <w:abstractNum w:abstractNumId="7" w15:restartNumberingAfterBreak="0">
+    <w:nsid w:val="247E382E"/>
+    <w:multiLevelType w:val="multilevel"/>
+    <w:tmpl w:val="F470055A"/>
+    <w:lvl w:ilvl="0">
+      <w:start w:val="1"/>
+      <w:numFmt w:val="bullet"/>
+      <w:lvlText w:val=""/>
+      <w:lvlJc w:val="left"/>
+      <w:pPr>
+        <w:tabs>
+          <w:tab w:val="num" w:pos="720"/>
+        </w:tabs>
+        <w:ind w:left="720" w:hanging="360"/>
+      </w:pPr>
+      <w:rPr>
+        <w:rFonts w:ascii="Symbol" w:hAnsi="Symbol" w:hint="default"/>
+        <w:sz w:val="20"/>
+      </w:rPr>
+    </w:lvl>
+    <w:lvl w:ilvl="1" w:tentative="1">
+      <w:start w:val="1"/>
+      <w:numFmt w:val="bullet"/>
+      <w:lvlText w:val="o"/>
+      <w:lvlJc w:val="left"/>
+      <w:pPr>
+        <w:tabs>
+          <w:tab w:val="num" w:pos="1440"/>
+        </w:tabs>
+        <w:ind w:left="1440" w:hanging="360"/>
+      </w:pPr>
+      <w:rPr>
+        <w:rFonts w:ascii="Courier New" w:hAnsi="Courier New" w:hint="default"/>
+        <w:sz w:val="20"/>
+      </w:rPr>
+    </w:lvl>
+    <w:lvl w:ilvl="2" w:tentative="1">
+      <w:start w:val="1"/>
+      <w:numFmt w:val="bullet"/>
+      <w:lvlText w:val=""/>
+      <w:lvlJc w:val="left"/>
+      <w:pPr>
+        <w:tabs>
+          <w:tab w:val="num" w:pos="2160"/>
+        </w:tabs>
+        <w:ind w:left="2160" w:hanging="360"/>
+      </w:pPr>
+      <w:rPr>
+        <w:rFonts w:ascii="Wingdings" w:hAnsi="Wingdings" w:hint="default"/>
+        <w:sz w:val="20"/>
+      </w:rPr>
+    </w:lvl>
+    <w:lvl w:ilvl="3" w:tentative="1">
+      <w:start w:val="1"/>
+      <w:numFmt w:val="bullet"/>
+      <w:lvlText w:val=""/>
+      <w:lvlJc w:val="left"/>
+      <w:pPr>
+        <w:tabs>
+          <w:tab w:val="num" w:pos="2880"/>
+        </w:tabs>
+        <w:ind w:left="2880" w:hanging="360"/>
+      </w:pPr>
+      <w:rPr>
+        <w:rFonts w:ascii="Wingdings" w:hAnsi="Wingdings" w:hint="default"/>
+        <w:sz w:val="20"/>
+      </w:rPr>
+    </w:lvl>
+    <w:lvl w:ilvl="4" w:tentative="1">
+      <w:start w:val="1"/>
+      <w:numFmt w:val="bullet"/>
+      <w:lvlText w:val=""/>
+      <w:lvlJc w:val="left"/>
+      <w:pPr>
+        <w:tabs>
+          <w:tab w:val="num" w:pos="3600"/>
+        </w:tabs>
+        <w:ind w:left="3600" w:hanging="360"/>
+      </w:pPr>
+      <w:rPr>
+        <w:rFonts w:ascii="Wingdings" w:hAnsi="Wingdings" w:hint="default"/>
+        <w:sz w:val="20"/>
+      </w:rPr>
+    </w:lvl>
+    <w:lvl w:ilvl="5" w:tentative="1">
+      <w:start w:val="1"/>
+      <w:numFmt w:val="bullet"/>
+      <w:lvlText w:val=""/>
+      <w:lvlJc w:val="left"/>
+      <w:pPr>
+        <w:tabs>
+          <w:tab w:val="num" w:pos="4320"/>
+        </w:tabs>
+        <w:ind w:left="4320" w:hanging="360"/>
+      </w:pPr>
+      <w:rPr>
+        <w:rFonts w:ascii="Wingdings" w:hAnsi="Wingdings" w:hint="default"/>
+        <w:sz w:val="20"/>
+      </w:rPr>
+    </w:lvl>
+    <w:lvl w:ilvl="6" w:tentative="1">
+      <w:start w:val="1"/>
+      <w:numFmt w:val="bullet"/>
+      <w:lvlText w:val=""/>
+      <w:lvlJc w:val="left"/>
+      <w:pPr>
+        <w:tabs>
+          <w:tab w:val="num" w:pos="5040"/>
+        </w:tabs>
+        <w:ind w:left="5040" w:hanging="360"/>
+      </w:pPr>
+      <w:rPr>
+        <w:rFonts w:ascii="Wingdings" w:hAnsi="Wingdings" w:hint="default"/>
+        <w:sz w:val="20"/>
+      </w:rPr>
+    </w:lvl>
+    <w:lvl w:ilvl="7" w:tentative="1">
+      <w:start w:val="1"/>
+      <w:numFmt w:val="bullet"/>
+      <w:lvlText w:val=""/>
+      <w:lvlJc w:val="left"/>
+      <w:pPr>
+        <w:tabs>
+          <w:tab w:val="num" w:pos="5760"/>
+        </w:tabs>
+        <w:ind w:left="5760" w:hanging="360"/>
+      </w:pPr>
+      <w:rPr>
+        <w:rFonts w:ascii="Wingdings" w:hAnsi="Wingdings" w:hint="default"/>
+        <w:sz w:val="20"/>
+      </w:rPr>
+    </w:lvl>
+    <w:lvl w:ilvl="8" w:tentative="1">
+      <w:start w:val="1"/>
+      <w:numFmt w:val="bullet"/>
+      <w:lvlText w:val=""/>
+      <w:lvlJc w:val="left"/>
+      <w:pPr>
+        <w:tabs>
+          <w:tab w:val="num" w:pos="6480"/>
+        </w:tabs>
+        <w:ind w:left="6480" w:hanging="360"/>
+      </w:pPr>
+      <w:rPr>
+        <w:rFonts w:ascii="Wingdings" w:hAnsi="Wingdings" w:hint="default"/>
+        <w:sz w:val="20"/>
+      </w:rPr>
+    </w:lvl>
+  </w:abstractNum>
+  <w:abstractNum w:abstractNumId="8" w15:restartNumberingAfterBreak="0">
+    <w:nsid w:val="265F5608"/>
+    <w:multiLevelType w:val="multilevel"/>
+    <w:tmpl w:val="5706FDB8"/>
+    <w:lvl w:ilvl="0">
+      <w:start w:val="1"/>
+      <w:numFmt w:val="bullet"/>
+      <w:lvlText w:val=""/>
+      <w:lvlJc w:val="left"/>
+      <w:pPr>
+        <w:tabs>
+          <w:tab w:val="num" w:pos="720"/>
+        </w:tabs>
+        <w:ind w:left="720" w:hanging="360"/>
+      </w:pPr>
+      <w:rPr>
+        <w:rFonts w:ascii="Symbol" w:hAnsi="Symbol" w:hint="default"/>
+        <w:sz w:val="20"/>
+      </w:rPr>
+    </w:lvl>
+    <w:lvl w:ilvl="1" w:tentative="1">
+      <w:start w:val="1"/>
+      <w:numFmt w:val="bullet"/>
+      <w:lvlText w:val="o"/>
+      <w:lvlJc w:val="left"/>
+      <w:pPr>
+        <w:tabs>
+          <w:tab w:val="num" w:pos="1440"/>
+        </w:tabs>
+        <w:ind w:left="1440" w:hanging="360"/>
+      </w:pPr>
+      <w:rPr>
+        <w:rFonts w:ascii="Courier New" w:hAnsi="Courier New" w:hint="default"/>
+        <w:sz w:val="20"/>
+      </w:rPr>
+    </w:lvl>
+    <w:lvl w:ilvl="2" w:tentative="1">
+      <w:start w:val="1"/>
+      <w:numFmt w:val="bullet"/>
+      <w:lvlText w:val=""/>
+      <w:lvlJc w:val="left"/>
+      <w:pPr>
+        <w:tabs>
+          <w:tab w:val="num" w:pos="2160"/>
+        </w:tabs>
+        <w:ind w:left="2160" w:hanging="360"/>
+      </w:pPr>
+      <w:rPr>
+        <w:rFonts w:ascii="Wingdings" w:hAnsi="Wingdings" w:hint="default"/>
+        <w:sz w:val="20"/>
+      </w:rPr>
+    </w:lvl>
+    <w:lvl w:ilvl="3" w:tentative="1">
+      <w:start w:val="1"/>
+      <w:numFmt w:val="bullet"/>
+      <w:lvlText w:val=""/>
+      <w:lvlJc w:val="left"/>
+      <w:pPr>
+        <w:tabs>
+          <w:tab w:val="num" w:pos="2880"/>
+        </w:tabs>
+        <w:ind w:left="2880" w:hanging="360"/>
+      </w:pPr>
+      <w:rPr>
+        <w:rFonts w:ascii="Wingdings" w:hAnsi="Wingdings" w:hint="default"/>
+        <w:sz w:val="20"/>
+      </w:rPr>
+    </w:lvl>
+    <w:lvl w:ilvl="4" w:tentative="1">
+      <w:start w:val="1"/>
+      <w:numFmt w:val="bullet"/>
+      <w:lvlText w:val=""/>
+      <w:lvlJc w:val="left"/>
+      <w:pPr>
+        <w:tabs>
+          <w:tab w:val="num" w:pos="3600"/>
+        </w:tabs>
+        <w:ind w:left="3600" w:hanging="360"/>
+      </w:pPr>
+      <w:rPr>
+        <w:rFonts w:ascii="Wingdings" w:hAnsi="Wingdings" w:hint="default"/>
+        <w:sz w:val="20"/>
+      </w:rPr>
+    </w:lvl>
+    <w:lvl w:ilvl="5" w:tentative="1">
+      <w:start w:val="1"/>
+      <w:numFmt w:val="bullet"/>
+      <w:lvlText w:val=""/>
+      <w:lvlJc w:val="left"/>
+      <w:pPr>
+        <w:tabs>
+          <w:tab w:val="num" w:pos="4320"/>
+        </w:tabs>
+        <w:ind w:left="4320" w:hanging="360"/>
+      </w:pPr>
+      <w:rPr>
+        <w:rFonts w:ascii="Wingdings" w:hAnsi="Wingdings" w:hint="default"/>
+        <w:sz w:val="20"/>
+      </w:rPr>
+    </w:lvl>
+    <w:lvl w:ilvl="6" w:tentative="1">
+      <w:start w:val="1"/>
+      <w:numFmt w:val="bullet"/>
+      <w:lvlText w:val=""/>
+      <w:lvlJc w:val="left"/>
+      <w:pPr>
+        <w:tabs>
+          <w:tab w:val="num" w:pos="5040"/>
+        </w:tabs>
+        <w:ind w:left="5040" w:hanging="360"/>
+      </w:pPr>
+      <w:rPr>
+        <w:rFonts w:ascii="Wingdings" w:hAnsi="Wingdings" w:hint="default"/>
+        <w:sz w:val="20"/>
+      </w:rPr>
+    </w:lvl>
+    <w:lvl w:ilvl="7" w:tentative="1">
+      <w:start w:val="1"/>
+      <w:numFmt w:val="bullet"/>
+      <w:lvlText w:val=""/>
+      <w:lvlJc w:val="left"/>
+      <w:pPr>
+        <w:tabs>
+          <w:tab w:val="num" w:pos="5760"/>
+        </w:tabs>
+        <w:ind w:left="5760" w:hanging="360"/>
+      </w:pPr>
+      <w:rPr>
+        <w:rFonts w:ascii="Wingdings" w:hAnsi="Wingdings" w:hint="default"/>
+        <w:sz w:val="20"/>
+      </w:rPr>
+    </w:lvl>
+    <w:lvl w:ilvl="8" w:tentative="1">
+      <w:start w:val="1"/>
+      <w:numFmt w:val="bullet"/>
+      <w:lvlText w:val=""/>
+      <w:lvlJc w:val="left"/>
+      <w:pPr>
+        <w:tabs>
+          <w:tab w:val="num" w:pos="6480"/>
+        </w:tabs>
+        <w:ind w:left="6480" w:hanging="360"/>
+      </w:pPr>
+      <w:rPr>
+        <w:rFonts w:ascii="Wingdings" w:hAnsi="Wingdings" w:hint="default"/>
+        <w:sz w:val="20"/>
+      </w:rPr>
+    </w:lvl>
+  </w:abstractNum>
+  <w:abstractNum w:abstractNumId="9" w15:restartNumberingAfterBreak="0">
     <w:nsid w:val="308B0DDF"/>
     <w:multiLevelType w:val="multilevel"/>
     <w:tmpl w:val="B712BA32"/>
@@ -946,6 +2226,155 @@
         <w:sz w:val="20"/>
       </w:rPr>
     </w:lvl>
+    <w:lvl w:ilvl="1">
+      <w:start w:val="1"/>
+      <w:numFmt w:val="bullet"/>
+      <w:lvlText w:val="o"/>
+      <w:lvlJc w:val="left"/>
+      <w:pPr>
+        <w:tabs>
+          <w:tab w:val="num" w:pos="1440"/>
+        </w:tabs>
+        <w:ind w:left="1440" w:hanging="360"/>
+      </w:pPr>
+      <w:rPr>
+        <w:rFonts w:ascii="Courier New" w:hAnsi="Courier New" w:cs="Times New Roman" w:hint="default"/>
+        <w:sz w:val="20"/>
+      </w:rPr>
+    </w:lvl>
+    <w:lvl w:ilvl="2">
+      <w:start w:val="1"/>
+      <w:numFmt w:val="bullet"/>
+      <w:lvlText w:val=""/>
+      <w:lvlJc w:val="left"/>
+      <w:pPr>
+        <w:tabs>
+          <w:tab w:val="num" w:pos="2160"/>
+        </w:tabs>
+        <w:ind w:left="2160" w:hanging="360"/>
+      </w:pPr>
+      <w:rPr>
+        <w:rFonts w:ascii="Wingdings" w:hAnsi="Wingdings" w:hint="default"/>
+        <w:sz w:val="20"/>
+      </w:rPr>
+    </w:lvl>
+    <w:lvl w:ilvl="3">
+      <w:start w:val="1"/>
+      <w:numFmt w:val="bullet"/>
+      <w:lvlText w:val=""/>
+      <w:lvlJc w:val="left"/>
+      <w:pPr>
+        <w:tabs>
+          <w:tab w:val="num" w:pos="2880"/>
+        </w:tabs>
+        <w:ind w:left="2880" w:hanging="360"/>
+      </w:pPr>
+      <w:rPr>
+        <w:rFonts w:ascii="Wingdings" w:hAnsi="Wingdings" w:hint="default"/>
+        <w:sz w:val="20"/>
+      </w:rPr>
+    </w:lvl>
+    <w:lvl w:ilvl="4">
+      <w:start w:val="1"/>
+      <w:numFmt w:val="bullet"/>
+      <w:lvlText w:val=""/>
+      <w:lvlJc w:val="left"/>
+      <w:pPr>
+        <w:tabs>
+          <w:tab w:val="num" w:pos="3600"/>
+        </w:tabs>
+        <w:ind w:left="3600" w:hanging="360"/>
+      </w:pPr>
+      <w:rPr>
+        <w:rFonts w:ascii="Wingdings" w:hAnsi="Wingdings" w:hint="default"/>
+        <w:sz w:val="20"/>
+      </w:rPr>
+    </w:lvl>
+    <w:lvl w:ilvl="5">
+      <w:start w:val="1"/>
+      <w:numFmt w:val="bullet"/>
+      <w:lvlText w:val=""/>
+      <w:lvlJc w:val="left"/>
+      <w:pPr>
+        <w:tabs>
+          <w:tab w:val="num" w:pos="4320"/>
+        </w:tabs>
+        <w:ind w:left="4320" w:hanging="360"/>
+      </w:pPr>
+      <w:rPr>
+        <w:rFonts w:ascii="Wingdings" w:hAnsi="Wingdings" w:hint="default"/>
+        <w:sz w:val="20"/>
+      </w:rPr>
+    </w:lvl>
+    <w:lvl w:ilvl="6">
+      <w:start w:val="1"/>
+      <w:numFmt w:val="bullet"/>
+      <w:lvlText w:val=""/>
+      <w:lvlJc w:val="left"/>
+      <w:pPr>
+        <w:tabs>
+          <w:tab w:val="num" w:pos="5040"/>
+        </w:tabs>
+        <w:ind w:left="5040" w:hanging="360"/>
+      </w:pPr>
+      <w:rPr>
+        <w:rFonts w:ascii="Wingdings" w:hAnsi="Wingdings" w:hint="default"/>
+        <w:sz w:val="20"/>
+      </w:rPr>
+    </w:lvl>
+    <w:lvl w:ilvl="7">
+      <w:start w:val="1"/>
+      <w:numFmt w:val="bullet"/>
+      <w:lvlText w:val=""/>
+      <w:lvlJc w:val="left"/>
+      <w:pPr>
+        <w:tabs>
+          <w:tab w:val="num" w:pos="5760"/>
+        </w:tabs>
+        <w:ind w:left="5760" w:hanging="360"/>
+      </w:pPr>
+      <w:rPr>
+        <w:rFonts w:ascii="Wingdings" w:hAnsi="Wingdings" w:hint="default"/>
+        <w:sz w:val="20"/>
+      </w:rPr>
+    </w:lvl>
+    <w:lvl w:ilvl="8">
+      <w:start w:val="1"/>
+      <w:numFmt w:val="bullet"/>
+      <w:lvlText w:val=""/>
+      <w:lvlJc w:val="left"/>
+      <w:pPr>
+        <w:tabs>
+          <w:tab w:val="num" w:pos="6480"/>
+        </w:tabs>
+        <w:ind w:left="6480" w:hanging="360"/>
+      </w:pPr>
+      <w:rPr>
+        <w:rFonts w:ascii="Wingdings" w:hAnsi="Wingdings" w:hint="default"/>
+        <w:sz w:val="20"/>
+      </w:rPr>
+    </w:lvl>
+  </w:abstractNum>
+  <w:abstractNum w:abstractNumId="10" w15:restartNumberingAfterBreak="0">
+    <w:nsid w:val="52320E66"/>
+    <w:multiLevelType w:val="multilevel"/>
+    <w:tmpl w:val="48B0D7AE"/>
+    <w:lvl w:ilvl="0">
+      <w:start w:val="1"/>
+      <w:numFmt w:val="bullet"/>
+      <w:lvlText w:val=""/>
+      <w:lvlJc w:val="left"/>
+      <w:pPr>
+        <w:tabs>
+          <w:tab w:val="num" w:pos="720"/>
+        </w:tabs>
+        <w:ind w:left="720" w:hanging="360"/>
+      </w:pPr>
+      <w:rPr>
+        <w:rFonts w:ascii="Symbol" w:hAnsi="Symbol" w:hint="default"/>
+        <w:sz w:val="20"/>
+      </w:rPr>
+    </w:lvl>
     <w:lvl w:ilvl="1" w:tentative="1">
       <w:start w:val="1"/>
       <w:numFmt w:val="bullet"/>
@@ -1075,10 +2504,10 @@
       </w:rPr>
     </w:lvl>
   </w:abstractNum>
-  <w:abstractNum w:abstractNumId="2" w15:restartNumberingAfterBreak="0">
-    <w:nsid w:val="56524928"/>
+  <w:abstractNum w:abstractNumId="11" w15:restartNumberingAfterBreak="0">
+    <w:nsid w:val="5D9E3F9C"/>
     <w:multiLevelType w:val="multilevel"/>
-    <w:tmpl w:val="8BFA7C9C"/>
+    <w:tmpl w:val="2EEC8AEC"/>
     <w:lvl w:ilvl="0">
       <w:start w:val="1"/>
       <w:numFmt w:val="bullet"/>
@@ -1095,7 +2524,7 @@
         <w:sz w:val="20"/>
       </w:rPr>
     </w:lvl>
-    <w:lvl w:ilvl="1">
+    <w:lvl w:ilvl="1" w:tentative="1">
       <w:start w:val="1"/>
       <w:numFmt w:val="bullet"/>
       <w:lvlText w:val="o"/>
@@ -1224,10 +2653,10 @@
       </w:rPr>
     </w:lvl>
   </w:abstractNum>
-  <w:abstractNum w:abstractNumId="3" w15:restartNumberingAfterBreak="0">
-    <w:nsid w:val="5CB30645"/>
+  <w:abstractNum w:abstractNumId="12" w15:restartNumberingAfterBreak="0">
+    <w:nsid w:val="65CB6C2C"/>
     <w:multiLevelType w:val="multilevel"/>
-    <w:tmpl w:val="8730CF1A"/>
+    <w:tmpl w:val="577EFE86"/>
     <w:lvl w:ilvl="0">
       <w:start w:val="1"/>
       <w:numFmt w:val="bullet"/>
@@ -1373,17 +2802,196 @@
       </w:rPr>
     </w:lvl>
   </w:abstractNum>
-  <w:num w:numId="1" w16cid:durableId="2061636775">
+  <w:abstractNum w:abstractNumId="13" w15:restartNumberingAfterBreak="0">
+    <w:nsid w:val="770B3289"/>
+    <w:multiLevelType w:val="multilevel"/>
+    <w:tmpl w:val="003072DC"/>
+    <w:lvl w:ilvl="0">
+      <w:start w:val="1"/>
+      <w:numFmt w:val="bullet"/>
+      <w:lvlText w:val=""/>
+      <w:lvlJc w:val="left"/>
+      <w:pPr>
+        <w:tabs>
+          <w:tab w:val="num" w:pos="720"/>
+        </w:tabs>
+        <w:ind w:left="720" w:hanging="360"/>
+      </w:pPr>
+      <w:rPr>
+        <w:rFonts w:ascii="Symbol" w:hAnsi="Symbol" w:hint="default"/>
+        <w:sz w:val="20"/>
+      </w:rPr>
+    </w:lvl>
+    <w:lvl w:ilvl="1" w:tentative="1">
+      <w:start w:val="1"/>
+      <w:numFmt w:val="bullet"/>
+      <w:lvlText w:val="o"/>
+      <w:lvlJc w:val="left"/>
+      <w:pPr>
+        <w:tabs>
+          <w:tab w:val="num" w:pos="1440"/>
+        </w:tabs>
+        <w:ind w:left="1440" w:hanging="360"/>
+      </w:pPr>
+      <w:rPr>
+        <w:rFonts w:ascii="Courier New" w:hAnsi="Courier New" w:hint="default"/>
+        <w:sz w:val="20"/>
+      </w:rPr>
+    </w:lvl>
+    <w:lvl w:ilvl="2" w:tentative="1">
+      <w:start w:val="1"/>
+      <w:numFmt w:val="bullet"/>
+      <w:lvlText w:val=""/>
+      <w:lvlJc w:val="left"/>
+      <w:pPr>
+        <w:tabs>
+          <w:tab w:val="num" w:pos="2160"/>
+        </w:tabs>
+        <w:ind w:left="2160" w:hanging="360"/>
+      </w:pPr>
+      <w:rPr>
+        <w:rFonts w:ascii="Wingdings" w:hAnsi="Wingdings" w:hint="default"/>
+        <w:sz w:val="20"/>
+      </w:rPr>
+    </w:lvl>
+    <w:lvl w:ilvl="3" w:tentative="1">
+      <w:start w:val="1"/>
+      <w:numFmt w:val="bullet"/>
+      <w:lvlText w:val=""/>
+      <w:lvlJc w:val="left"/>
+      <w:pPr>
+        <w:tabs>
+          <w:tab w:val="num" w:pos="2880"/>
+        </w:tabs>
+        <w:ind w:left="2880" w:hanging="360"/>
+      </w:pPr>
+      <w:rPr>
+        <w:rFonts w:ascii="Wingdings" w:hAnsi="Wingdings" w:hint="default"/>
+        <w:sz w:val="20"/>
+      </w:rPr>
+    </w:lvl>
+    <w:lvl w:ilvl="4" w:tentative="1">
+      <w:start w:val="1"/>
+      <w:numFmt w:val="bullet"/>
+      <w:lvlText w:val=""/>
+      <w:lvlJc w:val="left"/>
+      <w:pPr>
+        <w:tabs>
+          <w:tab w:val="num" w:pos="3600"/>
+        </w:tabs>
+        <w:ind w:left="3600" w:hanging="360"/>
+      </w:pPr>
+      <w:rPr>
+        <w:rFonts w:ascii="Wingdings" w:hAnsi="Wingdings" w:hint="default"/>
+        <w:sz w:val="20"/>
+      </w:rPr>
+    </w:lvl>
+    <w:lvl w:ilvl="5" w:tentative="1">
+      <w:start w:val="1"/>
+      <w:numFmt w:val="bullet"/>
+      <w:lvlText w:val=""/>
+      <w:lvlJc w:val="left"/>
+      <w:pPr>
+        <w:tabs>
+          <w:tab w:val="num" w:pos="4320"/>
+        </w:tabs>
+        <w:ind w:left="4320" w:hanging="360"/>
+      </w:pPr>
+      <w:rPr>
+        <w:rFonts w:ascii="Wingdings" w:hAnsi="Wingdings" w:hint="default"/>
+        <w:sz w:val="20"/>
+      </w:rPr>
+    </w:lvl>
+    <w:lvl w:ilvl="6" w:tentative="1">
+      <w:start w:val="1"/>
+      <w:numFmt w:val="bullet"/>
+      <w:lvlText w:val=""/>
+      <w:lvlJc w:val="left"/>
+      <w:pPr>
+        <w:tabs>
+          <w:tab w:val="num" w:pos="5040"/>
+        </w:tabs>
+        <w:ind w:left="5040" w:hanging="360"/>
+      </w:pPr>
+      <w:rPr>
+        <w:rFonts w:ascii="Wingdings" w:hAnsi="Wingdings" w:hint="default"/>
+        <w:sz w:val="20"/>
+      </w:rPr>
+    </w:lvl>
+    <w:lvl w:ilvl="7" w:tentative="1">
+      <w:start w:val="1"/>
+      <w:numFmt w:val="bullet"/>
+      <w:lvlText w:val=""/>
+      <w:lvlJc w:val="left"/>
+      <w:pPr>
+        <w:tabs>
+          <w:tab w:val="num" w:pos="5760"/>
+        </w:tabs>
+        <w:ind w:left="5760" w:hanging="360"/>
+      </w:pPr>
+      <w:rPr>
+        <w:rFonts w:ascii="Wingdings" w:hAnsi="Wingdings" w:hint="default"/>
+        <w:sz w:val="20"/>
+      </w:rPr>
+    </w:lvl>
+    <w:lvl w:ilvl="8" w:tentative="1">
+      <w:start w:val="1"/>
+      <w:numFmt w:val="bullet"/>
+      <w:lvlText w:val=""/>
+      <w:lvlJc w:val="left"/>
+      <w:pPr>
+        <w:tabs>
+          <w:tab w:val="num" w:pos="6480"/>
+        </w:tabs>
+        <w:ind w:left="6480" w:hanging="360"/>
+      </w:pPr>
+      <w:rPr>
+        <w:rFonts w:ascii="Wingdings" w:hAnsi="Wingdings" w:hint="default"/>
+        <w:sz w:val="20"/>
+      </w:rPr>
+    </w:lvl>
+  </w:abstractNum>
+  <w:num w:numId="1" w16cid:durableId="1196305645">
+    <w:abstractNumId w:val="7"/>
+  </w:num>
+  <w:num w:numId="2" w16cid:durableId="1468013769">
+    <w:abstractNumId w:val="10"/>
+  </w:num>
+  <w:num w:numId="3" w16cid:durableId="2043360213">
+    <w:abstractNumId w:val="13"/>
+  </w:num>
+  <w:num w:numId="4" w16cid:durableId="730613533">
+    <w:abstractNumId w:val="5"/>
+  </w:num>
+  <w:num w:numId="5" w16cid:durableId="64374982">
+    <w:abstractNumId w:val="11"/>
+  </w:num>
+  <w:num w:numId="6" w16cid:durableId="524447988">
+    <w:abstractNumId w:val="6"/>
+  </w:num>
+  <w:num w:numId="7" w16cid:durableId="2024090096">
+    <w:abstractNumId w:val="1"/>
+  </w:num>
+  <w:num w:numId="8" w16cid:durableId="270741697">
+    <w:abstractNumId w:val="8"/>
+  </w:num>
+  <w:num w:numId="9" w16cid:durableId="1811052561">
     <w:abstractNumId w:val="2"/>
   </w:num>
-  <w:num w:numId="2" w16cid:durableId="1984383449">
+  <w:num w:numId="10" w16cid:durableId="1924293615">
     <w:abstractNumId w:val="0"/>
   </w:num>
-  <w:num w:numId="3" w16cid:durableId="1650597286">
+  <w:num w:numId="11" w16cid:durableId="327711252">
     <w:abstractNumId w:val="3"/>
   </w:num>
-  <w:num w:numId="4" w16cid:durableId="1923835310">
-    <w:abstractNumId w:val="1"/>
+  <w:num w:numId="12" w16cid:durableId="1662929317">
+    <w:abstractNumId w:val="4"/>
+  </w:num>
+  <w:num w:numId="13" w16cid:durableId="2094084164">
+    <w:abstractNumId w:val="12"/>
+  </w:num>
+  <w:num w:numId="14" w16cid:durableId="1650284164">
+    <w:abstractNumId w:val="9"/>
   </w:num>
 </w:numbering>
 </file>
@@ -1788,8 +3396,10 @@
   <w:style w:type="paragraph" w:default="1" w:styleId="Standaard">
     <w:name w:val="Normal"/>
     <w:qFormat/>
+    <w:rsid w:val="00193668"/>
     <w:rPr>
       <w:rFonts w:ascii="Arial" w:eastAsia="Arial" w:hAnsi="Arial" w:cs="Arial"/>
+      <w:lang w:val="en-GB"/>
     </w:rPr>
   </w:style>
   <w:style w:type="paragraph" w:styleId="Kop1">
@@ -1799,7 +3409,7 @@
     <w:link w:val="Kop1Char"/>
     <w:uiPriority w:val="9"/>
     <w:qFormat/>
-    <w:rsid w:val="0061523E"/>
+    <w:rsid w:val="00193668"/>
     <w:pPr>
       <w:keepNext/>
       <w:keepLines/>
@@ -1822,7 +3432,7 @@
     <w:semiHidden/>
     <w:unhideWhenUsed/>
     <w:qFormat/>
-    <w:rsid w:val="0061523E"/>
+    <w:rsid w:val="00193668"/>
     <w:pPr>
       <w:keepNext/>
       <w:keepLines/>
@@ -1845,7 +3455,7 @@
     <w:semiHidden/>
     <w:unhideWhenUsed/>
     <w:qFormat/>
-    <w:rsid w:val="0061523E"/>
+    <w:rsid w:val="00193668"/>
     <w:pPr>
       <w:keepNext/>
       <w:keepLines/>
@@ -1868,7 +3478,7 @@
     <w:semiHidden/>
     <w:unhideWhenUsed/>
     <w:qFormat/>
-    <w:rsid w:val="0061523E"/>
+    <w:rsid w:val="00193668"/>
     <w:pPr>
       <w:keepNext/>
       <w:keepLines/>
@@ -1891,7 +3501,7 @@
     <w:semiHidden/>
     <w:unhideWhenUsed/>
     <w:qFormat/>
-    <w:rsid w:val="0061523E"/>
+    <w:rsid w:val="00193668"/>
     <w:pPr>
       <w:keepNext/>
       <w:keepLines/>
@@ -1912,7 +3522,7 @@
     <w:semiHidden/>
     <w:unhideWhenUsed/>
     <w:qFormat/>
-    <w:rsid w:val="0061523E"/>
+    <w:rsid w:val="00193668"/>
     <w:pPr>
       <w:keepNext/>
       <w:keepLines/>
@@ -1935,7 +3545,7 @@
     <w:semiHidden/>
     <w:unhideWhenUsed/>
     <w:qFormat/>
-    <w:rsid w:val="0061523E"/>
+    <w:rsid w:val="00193668"/>
     <w:pPr>
       <w:keepNext/>
       <w:keepLines/>
@@ -1956,7 +3566,7 @@
     <w:semiHidden/>
     <w:unhideWhenUsed/>
     <w:qFormat/>
-    <w:rsid w:val="0061523E"/>
+    <w:rsid w:val="00193668"/>
     <w:pPr>
       <w:keepNext/>
       <w:keepLines/>
@@ -1979,7 +3589,7 @@
     <w:semiHidden/>
     <w:unhideWhenUsed/>
     <w:qFormat/>
-    <w:rsid w:val="0061523E"/>
+    <w:rsid w:val="00193668"/>
     <w:pPr>
       <w:keepNext/>
       <w:keepLines/>
@@ -2023,12 +3633,13 @@
     <w:basedOn w:val="Standaardalinea-lettertype"/>
     <w:link w:val="Kop1"/>
     <w:uiPriority w:val="9"/>
-    <w:rsid w:val="0061523E"/>
+    <w:rsid w:val="00193668"/>
     <w:rPr>
       <w:rFonts w:asciiTheme="majorHAnsi" w:eastAsiaTheme="majorEastAsia" w:hAnsiTheme="majorHAnsi" w:cstheme="majorBidi"/>
       <w:color w:val="0F4761" w:themeColor="accent1" w:themeShade="BF"/>
       <w:sz w:val="40"/>
       <w:szCs w:val="40"/>
+      <w:lang w:val="en-GB"/>
     </w:rPr>
   </w:style>
   <w:style w:type="character" w:customStyle="1" w:styleId="Kop2Char">
@@ -2037,12 +3648,13 @@
     <w:link w:val="Kop2"/>
     <w:uiPriority w:val="9"/>
     <w:semiHidden/>
-    <w:rsid w:val="0061523E"/>
+    <w:rsid w:val="00193668"/>
     <w:rPr>
       <w:rFonts w:asciiTheme="majorHAnsi" w:eastAsiaTheme="majorEastAsia" w:hAnsiTheme="majorHAnsi" w:cstheme="majorBidi"/>
       <w:color w:val="0F4761" w:themeColor="accent1" w:themeShade="BF"/>
       <w:sz w:val="32"/>
       <w:szCs w:val="32"/>
+      <w:lang w:val="en-GB"/>
     </w:rPr>
   </w:style>
   <w:style w:type="character" w:customStyle="1" w:styleId="Kop3Char">
@@ -2051,12 +3663,13 @@
     <w:link w:val="Kop3"/>
     <w:uiPriority w:val="9"/>
     <w:semiHidden/>
-    <w:rsid w:val="0061523E"/>
+    <w:rsid w:val="00193668"/>
     <w:rPr>
       <w:rFonts w:eastAsiaTheme="majorEastAsia" w:cstheme="majorBidi"/>
       <w:color w:val="0F4761" w:themeColor="accent1" w:themeShade="BF"/>
       <w:sz w:val="28"/>
       <w:szCs w:val="28"/>
+      <w:lang w:val="en-GB"/>
     </w:rPr>
   </w:style>
   <w:style w:type="character" w:customStyle="1" w:styleId="Kop4Char">
@@ -2065,12 +3678,13 @@
     <w:link w:val="Kop4"/>
     <w:uiPriority w:val="9"/>
     <w:semiHidden/>
-    <w:rsid w:val="0061523E"/>
+    <w:rsid w:val="00193668"/>
     <w:rPr>
       <w:rFonts w:eastAsiaTheme="majorEastAsia" w:cstheme="majorBidi"/>
       <w:i/>
       <w:iCs/>
       <w:color w:val="0F4761" w:themeColor="accent1" w:themeShade="BF"/>
+      <w:lang w:val="en-GB"/>
     </w:rPr>
   </w:style>
   <w:style w:type="character" w:customStyle="1" w:styleId="Kop5Char">
@@ -2079,10 +3693,11 @@
     <w:link w:val="Kop5"/>
     <w:uiPriority w:val="9"/>
     <w:semiHidden/>
-    <w:rsid w:val="0061523E"/>
+    <w:rsid w:val="00193668"/>
     <w:rPr>
       <w:rFonts w:eastAsiaTheme="majorEastAsia" w:cstheme="majorBidi"/>
       <w:color w:val="0F4761" w:themeColor="accent1" w:themeShade="BF"/>
+      <w:lang w:val="en-GB"/>
     </w:rPr>
   </w:style>
   <w:style w:type="character" w:customStyle="1" w:styleId="Kop6Char">
@@ -2091,12 +3706,13 @@
     <w:link w:val="Kop6"/>
     <w:uiPriority w:val="9"/>
     <w:semiHidden/>
-    <w:rsid w:val="0061523E"/>
+    <w:rsid w:val="00193668"/>
     <w:rPr>
       <w:rFonts w:eastAsiaTheme="majorEastAsia" w:cstheme="majorBidi"/>
       <w:i/>
       <w:iCs/>
       <w:color w:val="595959" w:themeColor="text1" w:themeTint="A6"/>
+      <w:lang w:val="en-GB"/>
     </w:rPr>
   </w:style>
   <w:style w:type="character" w:customStyle="1" w:styleId="Kop7Char">
@@ -2105,10 +3721,11 @@
     <w:link w:val="Kop7"/>
     <w:uiPriority w:val="9"/>
     <w:semiHidden/>
-    <w:rsid w:val="0061523E"/>
+    <w:rsid w:val="00193668"/>
     <w:rPr>
       <w:rFonts w:eastAsiaTheme="majorEastAsia" w:cstheme="majorBidi"/>
       <w:color w:val="595959" w:themeColor="text1" w:themeTint="A6"/>
+      <w:lang w:val="en-GB"/>
     </w:rPr>
   </w:style>
   <w:style w:type="character" w:customStyle="1" w:styleId="Kop8Char">
@@ -2117,12 +3734,13 @@
     <w:link w:val="Kop8"/>
     <w:uiPriority w:val="9"/>
     <w:semiHidden/>
-    <w:rsid w:val="0061523E"/>
+    <w:rsid w:val="00193668"/>
     <w:rPr>
       <w:rFonts w:eastAsiaTheme="majorEastAsia" w:cstheme="majorBidi"/>
       <w:i/>
       <w:iCs/>
       <w:color w:val="272727" w:themeColor="text1" w:themeTint="D8"/>
+      <w:lang w:val="en-GB"/>
     </w:rPr>
   </w:style>
   <w:style w:type="character" w:customStyle="1" w:styleId="Kop9Char">
@@ -2131,10 +3749,11 @@
     <w:link w:val="Kop9"/>
     <w:uiPriority w:val="9"/>
     <w:semiHidden/>
-    <w:rsid w:val="0061523E"/>
+    <w:rsid w:val="00193668"/>
     <w:rPr>
       <w:rFonts w:eastAsiaTheme="majorEastAsia" w:cstheme="majorBidi"/>
       <w:color w:val="272727" w:themeColor="text1" w:themeTint="D8"/>
+      <w:lang w:val="en-GB"/>
     </w:rPr>
   </w:style>
   <w:style w:type="paragraph" w:styleId="Titel">
@@ -2144,7 +3763,7 @@
     <w:link w:val="TitelChar"/>
     <w:uiPriority w:val="10"/>
     <w:qFormat/>
-    <w:rsid w:val="0061523E"/>
+    <w:rsid w:val="00193668"/>
     <w:pPr>
       <w:spacing w:after="80" w:line="240" w:lineRule="auto"/>
       <w:contextualSpacing/>
@@ -2162,13 +3781,14 @@
     <w:basedOn w:val="Standaardalinea-lettertype"/>
     <w:link w:val="Titel"/>
     <w:uiPriority w:val="10"/>
-    <w:rsid w:val="0061523E"/>
+    <w:rsid w:val="00193668"/>
     <w:rPr>
       <w:rFonts w:asciiTheme="majorHAnsi" w:eastAsiaTheme="majorEastAsia" w:hAnsiTheme="majorHAnsi" w:cstheme="majorBidi"/>
       <w:spacing w:val="-10"/>
       <w:kern w:val="28"/>
       <w:sz w:val="56"/>
       <w:szCs w:val="56"/>
+      <w:lang w:val="en-GB"/>
     </w:rPr>
   </w:style>
   <w:style w:type="paragraph" w:styleId="Ondertitel">
@@ -2178,7 +3798,7 @@
     <w:link w:val="OndertitelChar"/>
     <w:uiPriority w:val="11"/>
     <w:qFormat/>
-    <w:rsid w:val="0061523E"/>
+    <w:rsid w:val="00193668"/>
     <w:pPr>
       <w:numPr>
         <w:ilvl w:val="1"/>
@@ -2197,13 +3817,14 @@
     <w:basedOn w:val="Standaardalinea-lettertype"/>
     <w:link w:val="Ondertitel"/>
     <w:uiPriority w:val="11"/>
-    <w:rsid w:val="0061523E"/>
+    <w:rsid w:val="00193668"/>
     <w:rPr>
       <w:rFonts w:eastAsiaTheme="majorEastAsia" w:cstheme="majorBidi"/>
       <w:color w:val="595959" w:themeColor="text1" w:themeTint="A6"/>
       <w:spacing w:val="15"/>
       <w:sz w:val="28"/>
       <w:szCs w:val="28"/>
+      <w:lang w:val="en-GB"/>
     </w:rPr>
   </w:style>
   <w:style w:type="paragraph" w:styleId="Citaat">
@@ -2213,7 +3834,7 @@
     <w:link w:val="CitaatChar"/>
     <w:uiPriority w:val="29"/>
     <w:qFormat/>
-    <w:rsid w:val="0061523E"/>
+    <w:rsid w:val="00193668"/>
     <w:pPr>
       <w:spacing w:before="160"/>
       <w:jc w:val="center"/>
@@ -2229,11 +3850,12 @@
     <w:basedOn w:val="Standaardalinea-lettertype"/>
     <w:link w:val="Citaat"/>
     <w:uiPriority w:val="29"/>
-    <w:rsid w:val="0061523E"/>
+    <w:rsid w:val="00193668"/>
     <w:rPr>
       <w:i/>
       <w:iCs/>
       <w:color w:val="404040" w:themeColor="text1" w:themeTint="BF"/>
+      <w:lang w:val="en-GB"/>
     </w:rPr>
   </w:style>
   <w:style w:type="paragraph" w:styleId="Lijstalinea">
@@ -2241,7 +3863,7 @@
     <w:basedOn w:val="Standaard"/>
     <w:uiPriority w:val="34"/>
     <w:qFormat/>
-    <w:rsid w:val="0061523E"/>
+    <w:rsid w:val="00193668"/>
     <w:pPr>
       <w:ind w:left="720"/>
       <w:contextualSpacing/>
@@ -2252,7 +3874,7 @@
     <w:basedOn w:val="Standaardalinea-lettertype"/>
     <w:uiPriority w:val="21"/>
     <w:qFormat/>
-    <w:rsid w:val="0061523E"/>
+    <w:rsid w:val="00193668"/>
     <w:rPr>
       <w:i/>
       <w:iCs/>
@@ -2266,7 +3888,7 @@
     <w:link w:val="DuidelijkcitaatChar"/>
     <w:uiPriority w:val="30"/>
     <w:qFormat/>
-    <w:rsid w:val="0061523E"/>
+    <w:rsid w:val="00193668"/>
     <w:pPr>
       <w:pBdr>
         <w:top w:val="single" w:sz="4" w:space="10" w:color="0F4761" w:themeColor="accent1" w:themeShade="BF"/>
@@ -2287,11 +3909,12 @@
     <w:basedOn w:val="Standaardalinea-lettertype"/>
     <w:link w:val="Duidelijkcitaat"/>
     <w:uiPriority w:val="30"/>
-    <w:rsid w:val="0061523E"/>
+    <w:rsid w:val="00193668"/>
     <w:rPr>
       <w:i/>
       <w:iCs/>
       <w:color w:val="0F4761" w:themeColor="accent1" w:themeShade="BF"/>
+      <w:lang w:val="en-GB"/>
     </w:rPr>
   </w:style>
   <w:style w:type="character" w:styleId="Intensieveverwijzing">
@@ -2299,13 +3922,95 @@
     <w:basedOn w:val="Standaardalinea-lettertype"/>
     <w:uiPriority w:val="32"/>
     <w:qFormat/>
-    <w:rsid w:val="0061523E"/>
+    <w:rsid w:val="00193668"/>
     <w:rPr>
       <w:b/>
       <w:bCs/>
       <w:smallCaps/>
       <w:color w:val="0F4761" w:themeColor="accent1" w:themeShade="BF"/>
       <w:spacing w:val="5"/>
+    </w:rPr>
+  </w:style>
+  <w:style w:type="paragraph" w:styleId="Koptekst">
+    <w:name w:val="header"/>
+    <w:basedOn w:val="Standaard"/>
+    <w:link w:val="KoptekstChar"/>
+    <w:uiPriority w:val="99"/>
+    <w:unhideWhenUsed/>
+    <w:rsid w:val="00343780"/>
+    <w:pPr>
+      <w:tabs>
+        <w:tab w:val="center" w:pos="4513"/>
+        <w:tab w:val="right" w:pos="9026"/>
+      </w:tabs>
+      <w:spacing w:after="0" w:line="240" w:lineRule="auto"/>
+    </w:pPr>
+  </w:style>
+  <w:style w:type="character" w:customStyle="1" w:styleId="KoptekstChar">
+    <w:name w:val="Koptekst Char"/>
+    <w:basedOn w:val="Standaardalinea-lettertype"/>
+    <w:link w:val="Koptekst"/>
+    <w:uiPriority w:val="99"/>
+    <w:rsid w:val="00343780"/>
+    <w:rPr>
+      <w:lang w:val="en-GB"/>
+    </w:rPr>
+  </w:style>
+  <w:style w:type="paragraph" w:styleId="Voettekst">
+    <w:name w:val="footer"/>
+    <w:basedOn w:val="Standaard"/>
+    <w:link w:val="VoettekstChar"/>
+    <w:uiPriority w:val="99"/>
+    <w:unhideWhenUsed/>
+    <w:rsid w:val="00343780"/>
+    <w:pPr>
+      <w:tabs>
+        <w:tab w:val="center" w:pos="4513"/>
+        <w:tab w:val="right" w:pos="9026"/>
+      </w:tabs>
+      <w:spacing w:after="0" w:line="240" w:lineRule="auto"/>
+    </w:pPr>
+  </w:style>
+  <w:style w:type="character" w:customStyle="1" w:styleId="VoettekstChar">
+    <w:name w:val="Voettekst Char"/>
+    <w:basedOn w:val="Standaardalinea-lettertype"/>
+    <w:link w:val="Voettekst"/>
+    <w:uiPriority w:val="99"/>
+    <w:rsid w:val="00343780"/>
+    <w:rPr>
+      <w:lang w:val="en-GB"/>
+    </w:rPr>
+  </w:style>
+  <w:style w:type="paragraph" w:customStyle="1" w:styleId="Stijl3">
+    <w:name w:val="Stijl3"/>
+    <w:basedOn w:val="Standaard"/>
+    <w:link w:val="Stijl3Char"/>
+    <w:qFormat/>
+    <w:rsid w:val="002B1AF6"/>
+    <w:pPr>
+      <w:spacing w:after="0" w:line="360" w:lineRule="auto"/>
+    </w:pPr>
+    <w:rPr>
+      <w:b/>
+      <w:bCs/>
+      <w:color w:val="123A5F"/>
+      <w:sz w:val="24"/>
+      <w:szCs w:val="24"/>
+      <w:lang w:val="nl-BE"/>
+    </w:rPr>
+  </w:style>
+  <w:style w:type="character" w:customStyle="1" w:styleId="Stijl3Char">
+    <w:name w:val="Stijl3 Char"/>
+    <w:basedOn w:val="Standaardalinea-lettertype"/>
+    <w:link w:val="Stijl3"/>
+    <w:rsid w:val="002B1AF6"/>
+    <w:rPr>
+      <w:rFonts w:ascii="Arial" w:eastAsia="Arial" w:hAnsi="Arial" w:cs="Arial"/>
+      <w:b/>
+      <w:bCs/>
+      <w:color w:val="123A5F"/>
+      <w:sz w:val="24"/>
+      <w:szCs w:val="24"/>
     </w:rPr>
   </w:style>
 </w:styles>
@@ -2604,4 +4309,210 @@
     </a:ext>
   </a:extLst>
 </a:theme>
+</file>
+
+<file path=customXml/item1.xml><?xml version="1.0" encoding="utf-8"?>
+<ct:contentTypeSchema xmlns:ct="http://schemas.microsoft.com/office/2006/metadata/contentType" xmlns:ma="http://schemas.microsoft.com/office/2006/metadata/properties/metaAttributes" ct:_="" ma:_="" ma:contentTypeName="Document" ma:contentTypeID="0x010100F1B33D7B57FFEC4BB77B5001C5B93838" ma:contentTypeVersion="6" ma:contentTypeDescription="Een nieuw document maken." ma:contentTypeScope="" ma:versionID="59579db12405a868ad0e92c5e4f74ae1">
+  <xsd:schema xmlns:xsd="http://www.w3.org/2001/XMLSchema" xmlns:xs="http://www.w3.org/2001/XMLSchema" xmlns:p="http://schemas.microsoft.com/office/2006/metadata/properties" xmlns:ns2="f44e6bd5-09db-4117-8b15-adf399208dc6" targetNamespace="http://schemas.microsoft.com/office/2006/metadata/properties" ma:root="true" ma:fieldsID="98cf673e6ff17a9b7a889e3f7df574b2" ns2:_="">
+    <xsd:import namespace="f44e6bd5-09db-4117-8b15-adf399208dc6"/>
+    <xsd:element name="properties">
+      <xsd:complexType>
+        <xsd:sequence>
+          <xsd:element name="documentManagement">
+            <xsd:complexType>
+              <xsd:all>
+                <xsd:element ref="ns2:MediaServiceMetadata" minOccurs="0"/>
+                <xsd:element ref="ns2:MediaServiceFastMetadata" minOccurs="0"/>
+                <xsd:element ref="ns2:MediaServiceSearchProperties" minOccurs="0"/>
+                <xsd:element ref="ns2:MediaServiceDateTaken" minOccurs="0"/>
+                <xsd:element ref="ns2:MediaServiceGenerationTime" minOccurs="0"/>
+                <xsd:element ref="ns2:MediaServiceEventHashCode" minOccurs="0"/>
+              </xsd:all>
+            </xsd:complexType>
+          </xsd:element>
+        </xsd:sequence>
+      </xsd:complexType>
+    </xsd:element>
+  </xsd:schema>
+  <xsd:schema xmlns:xsd="http://www.w3.org/2001/XMLSchema" xmlns:xs="http://www.w3.org/2001/XMLSchema" xmlns:dms="http://schemas.microsoft.com/office/2006/documentManagement/types" xmlns:pc="http://schemas.microsoft.com/office/infopath/2007/PartnerControls" targetNamespace="f44e6bd5-09db-4117-8b15-adf399208dc6" elementFormDefault="qualified">
+    <xsd:import namespace="http://schemas.microsoft.com/office/2006/documentManagement/types"/>
+    <xsd:import namespace="http://schemas.microsoft.com/office/infopath/2007/PartnerControls"/>
+    <xsd:element name="MediaServiceMetadata" ma:index="8" nillable="true" ma:displayName="MediaServiceMetadata" ma:hidden="true" ma:internalName="MediaServiceMetadata" ma:readOnly="true">
+      <xsd:simpleType>
+        <xsd:restriction base="dms:Note"/>
+      </xsd:simpleType>
+    </xsd:element>
+    <xsd:element name="MediaServiceFastMetadata" ma:index="9" nillable="true" ma:displayName="MediaServiceFastMetadata" ma:hidden="true" ma:internalName="MediaServiceFastMetadata" ma:readOnly="true">
+      <xsd:simpleType>
+        <xsd:restriction base="dms:Note"/>
+      </xsd:simpleType>
+    </xsd:element>
+    <xsd:element name="MediaServiceSearchProperties" ma:index="10" nillable="true" ma:displayName="MediaServiceSearchProperties" ma:hidden="true" ma:internalName="MediaServiceSearchProperties" ma:readOnly="true">
+      <xsd:simpleType>
+        <xsd:restriction base="dms:Note"/>
+      </xsd:simpleType>
+    </xsd:element>
+    <xsd:element name="MediaServiceDateTaken" ma:index="11" nillable="true" ma:displayName="MediaServiceDateTaken" ma:hidden="true" ma:indexed="true" ma:internalName="MediaServiceDateTaken" ma:readOnly="true">
+      <xsd:simpleType>
+        <xsd:restriction base="dms:Text"/>
+      </xsd:simpleType>
+    </xsd:element>
+    <xsd:element name="MediaServiceGenerationTime" ma:index="12" nillable="true" ma:displayName="MediaServiceGenerationTime" ma:hidden="true" ma:internalName="MediaServiceGenerationTime" ma:readOnly="true">
+      <xsd:simpleType>
+        <xsd:restriction base="dms:Text"/>
+      </xsd:simpleType>
+    </xsd:element>
+    <xsd:element name="MediaServiceEventHashCode" ma:index="13" nillable="true" ma:displayName="MediaServiceEventHashCode" ma:hidden="true" ma:internalName="MediaServiceEventHashCode" ma:readOnly="true">
+      <xsd:simpleType>
+        <xsd:restriction base="dms:Text"/>
+      </xsd:simpleType>
+    </xsd:element>
+  </xsd:schema>
+  <xsd:schema xmlns="http://schemas.openxmlformats.org/package/2006/metadata/core-properties" xmlns:xsd="http://www.w3.org/2001/XMLSchema" xmlns:xsi="http://www.w3.org/2001/XMLSchema-instance" xmlns:dc="http://purl.org/dc/elements/1.1/" xmlns:dcterms="http://purl.org/dc/terms/" xmlns:odoc="http://schemas.microsoft.com/internal/obd" targetNamespace="http://schemas.openxmlformats.org/package/2006/metadata/core-properties" elementFormDefault="qualified" attributeFormDefault="unqualified" blockDefault="#all">
+    <xsd:import namespace="http://purl.org/dc/elements/1.1/" schemaLocation="http://dublincore.org/schemas/xmls/qdc/2003/04/02/dc.xsd"/>
+    <xsd:import namespace="http://purl.org/dc/terms/" schemaLocation="http://dublincore.org/schemas/xmls/qdc/2003/04/02/dcterms.xsd"/>
+    <xsd:element name="coreProperties" type="CT_coreProperties"/>
+    <xsd:complexType name="CT_coreProperties">
+      <xsd:all>
+        <xsd:element ref="dc:creator" minOccurs="0" maxOccurs="1"/>
+        <xsd:element ref="dcterms:created" minOccurs="0" maxOccurs="1"/>
+        <xsd:element ref="dc:identifier" minOccurs="0" maxOccurs="1"/>
+        <xsd:element name="contentType" minOccurs="0" maxOccurs="1" type="xsd:string" ma:index="0" ma:displayName="Inhoudstype"/>
+        <xsd:element ref="dc:title" minOccurs="0" maxOccurs="1" ma:index="4" ma:displayName="Titel"/>
+        <xsd:element ref="dc:subject" minOccurs="0" maxOccurs="1"/>
+        <xsd:element ref="dc:description" minOccurs="0" maxOccurs="1"/>
+        <xsd:element name="keywords" minOccurs="0" maxOccurs="1" type="xsd:string"/>
+        <xsd:element ref="dc:language" minOccurs="0" maxOccurs="1"/>
+        <xsd:element name="category" minOccurs="0" maxOccurs="1" type="xsd:string"/>
+        <xsd:element name="version" minOccurs="0" maxOccurs="1" type="xsd:string"/>
+        <xsd:element name="revision" minOccurs="0" maxOccurs="1" type="xsd:string">
+          <xsd:annotation>
+            <xsd:documentation>
+                        This value indicates the number of saves or revisions. The application is responsible for updating this value after each revision.
+                    </xsd:documentation>
+          </xsd:annotation>
+        </xsd:element>
+        <xsd:element name="lastModifiedBy" minOccurs="0" maxOccurs="1" type="xsd:string"/>
+        <xsd:element ref="dcterms:modified" minOccurs="0" maxOccurs="1"/>
+        <xsd:element name="contentStatus" minOccurs="0" maxOccurs="1" type="xsd:string"/>
+      </xsd:all>
+    </xsd:complexType>
+  </xsd:schema>
+  <xs:schema xmlns:pc="http://schemas.microsoft.com/office/infopath/2007/PartnerControls" xmlns:xs="http://www.w3.org/2001/XMLSchema" targetNamespace="http://schemas.microsoft.com/office/infopath/2007/PartnerControls" elementFormDefault="qualified" attributeFormDefault="unqualified">
+    <xs:element name="Person">
+      <xs:complexType>
+        <xs:sequence>
+          <xs:element ref="pc:DisplayName" minOccurs="0"/>
+          <xs:element ref="pc:AccountId" minOccurs="0"/>
+          <xs:element ref="pc:AccountType" minOccurs="0"/>
+        </xs:sequence>
+      </xs:complexType>
+    </xs:element>
+    <xs:element name="DisplayName" type="xs:string"/>
+    <xs:element name="AccountId" type="xs:string"/>
+    <xs:element name="AccountType" type="xs:string"/>
+    <xs:element name="BDCAssociatedEntity">
+      <xs:complexType>
+        <xs:sequence>
+          <xs:element ref="pc:BDCEntity" minOccurs="0" maxOccurs="unbounded"/>
+        </xs:sequence>
+        <xs:attribute ref="pc:EntityNamespace"/>
+        <xs:attribute ref="pc:EntityName"/>
+        <xs:attribute ref="pc:SystemInstanceName"/>
+        <xs:attribute ref="pc:AssociationName"/>
+      </xs:complexType>
+    </xs:element>
+    <xs:attribute name="EntityNamespace" type="xs:string"/>
+    <xs:attribute name="EntityName" type="xs:string"/>
+    <xs:attribute name="SystemInstanceName" type="xs:string"/>
+    <xs:attribute name="AssociationName" type="xs:string"/>
+    <xs:element name="BDCEntity">
+      <xs:complexType>
+        <xs:sequence>
+          <xs:element ref="pc:EntityDisplayName" minOccurs="0"/>
+          <xs:element ref="pc:EntityInstanceReference" minOccurs="0"/>
+          <xs:element ref="pc:EntityId1" minOccurs="0"/>
+          <xs:element ref="pc:EntityId2" minOccurs="0"/>
+          <xs:element ref="pc:EntityId3" minOccurs="0"/>
+          <xs:element ref="pc:EntityId4" minOccurs="0"/>
+          <xs:element ref="pc:EntityId5" minOccurs="0"/>
+        </xs:sequence>
+      </xs:complexType>
+    </xs:element>
+    <xs:element name="EntityDisplayName" type="xs:string"/>
+    <xs:element name="EntityInstanceReference" type="xs:string"/>
+    <xs:element name="EntityId1" type="xs:string"/>
+    <xs:element name="EntityId2" type="xs:string"/>
+    <xs:element name="EntityId3" type="xs:string"/>
+    <xs:element name="EntityId4" type="xs:string"/>
+    <xs:element name="EntityId5" type="xs:string"/>
+    <xs:element name="Terms">
+      <xs:complexType>
+        <xs:sequence>
+          <xs:element ref="pc:TermInfo" minOccurs="0" maxOccurs="unbounded"/>
+        </xs:sequence>
+      </xs:complexType>
+    </xs:element>
+    <xs:element name="TermInfo">
+      <xs:complexType>
+        <xs:sequence>
+          <xs:element ref="pc:TermName" minOccurs="0"/>
+          <xs:element ref="pc:TermId" minOccurs="0"/>
+        </xs:sequence>
+      </xs:complexType>
+    </xs:element>
+    <xs:element name="TermName" type="xs:string"/>
+    <xs:element name="TermId" type="xs:string"/>
+  </xs:schema>
+</ct:contentTypeSchema>
+</file>
+
+<file path=customXml/item2.xml><?xml version="1.0" encoding="utf-8"?>
+<?mso-contentType ?>
+<FormTemplates xmlns="http://schemas.microsoft.com/sharepoint/v3/contenttype/forms">
+  <Display>DocumentLibraryForm</Display>
+  <Edit>DocumentLibraryForm</Edit>
+  <New>DocumentLibraryForm</New>
+</FormTemplates>
+</file>
+
+<file path=customXml/item3.xml><?xml version="1.0" encoding="utf-8"?>
+<p:properties xmlns:p="http://schemas.microsoft.com/office/2006/metadata/properties" xmlns:xsi="http://www.w3.org/2001/XMLSchema-instance" xmlns:pc="http://schemas.microsoft.com/office/infopath/2007/PartnerControls">
+  <documentManagement/>
+</p:properties>
+</file>
+
+<file path=customXml/itemProps1.xml><?xml version="1.0" encoding="utf-8"?>
+<ds:datastoreItem xmlns:ds="http://schemas.openxmlformats.org/officeDocument/2006/customXml" ds:itemID="{742DD1AB-99B5-41AB-AAF9-B7AE5E09AA56}">
+  <ds:schemaRefs>
+    <ds:schemaRef ds:uri="http://schemas.microsoft.com/office/2006/metadata/contentType"/>
+    <ds:schemaRef ds:uri="http://schemas.microsoft.com/office/2006/metadata/properties/metaAttributes"/>
+    <ds:schemaRef ds:uri="http://www.w3.org/2001/XMLSchema"/>
+    <ds:schemaRef ds:uri="http://schemas.microsoft.com/office/2006/metadata/properties"/>
+    <ds:schemaRef ds:uri="f44e6bd5-09db-4117-8b15-adf399208dc6"/>
+    <ds:schemaRef ds:uri="http://schemas.microsoft.com/office/2006/documentManagement/types"/>
+    <ds:schemaRef ds:uri="http://schemas.microsoft.com/office/infopath/2007/PartnerControls"/>
+    <ds:schemaRef ds:uri="http://schemas.openxmlformats.org/package/2006/metadata/core-properties"/>
+    <ds:schemaRef ds:uri="http://purl.org/dc/elements/1.1/"/>
+    <ds:schemaRef ds:uri="http://purl.org/dc/terms/"/>
+    <ds:schemaRef ds:uri="http://schemas.microsoft.com/internal/obd"/>
+  </ds:schemaRefs>
+</ds:datastoreItem>
+</file>
+
+<file path=customXml/itemProps2.xml><?xml version="1.0" encoding="utf-8"?>
+<ds:datastoreItem xmlns:ds="http://schemas.openxmlformats.org/officeDocument/2006/customXml" ds:itemID="{73A78AB4-193A-4871-8D7E-B02A4D26C775}">
+  <ds:schemaRefs>
+    <ds:schemaRef ds:uri="http://schemas.microsoft.com/sharepoint/v3/contenttype/forms"/>
+  </ds:schemaRefs>
+</ds:datastoreItem>
+</file>
+
+<file path=customXml/itemProps3.xml><?xml version="1.0" encoding="utf-8"?>
+<ds:datastoreItem xmlns:ds="http://schemas.openxmlformats.org/officeDocument/2006/customXml" ds:itemID="{CBF80127-1B05-49DA-A759-4FDCF3717CEE}">
+  <ds:schemaRefs>
+    <ds:schemaRef ds:uri="http://schemas.microsoft.com/office/2006/metadata/properties"/>
+    <ds:schemaRef ds:uri="http://schemas.microsoft.com/office/infopath/2007/PartnerControls"/>
+  </ds:schemaRefs>
+</ds:datastoreItem>
 </file>